--- a/06_산출물_문서/2계층_절차서/QP-801_운용_기획_관리.docx
+++ b/06_산출물_문서/2계층_절차서/QP-801_운용_기획_관리.docx
@@ -270,11 +270,11 @@
     </w:p>
     <w:tbl>
       <w:tblPr>
-        <w:tblW w:w="8788" w:type="dxa"/>
         <w:tblCellMar>
           <w:left w:w="108" w:type="dxa"/>
           <w:right w:w="108" w:type="dxa"/>
         </w:tblCellMar>
+        <w:tblW w:w="8788" w:type="dxa"/>
         <w:tblBorders>
           <w:top w:val="single" w:sz="4" w:color="2E74B5" w:space="0"/>
           <w:left w:val="single" w:sz="4" w:color="2E74B5" w:space="0"/>
@@ -294,13 +294,13 @@
         <w:tc>
           <w:tcPr>
             <w:tcW w:w="1500" w:type="dxa"/>
-            <w:shd w:val="clear" w:color="auto" w:fill="D9D9D9"/>
-            <w:tcMar>
-              <w:top w:w="60" w:type="dxa"/>
-              <w:left w:w="120" w:type="dxa"/>
-              <w:bottom w:w="60" w:type="dxa"/>
-              <w:right w:w="120" w:type="dxa"/>
-            </w:tcMar>
+            <w:tcMar>
+              <w:top w:w="60" w:type="dxa"/>
+              <w:left w:w="120" w:type="dxa"/>
+              <w:bottom w:w="60" w:type="dxa"/>
+              <w:right w:w="120" w:type="dxa"/>
+            </w:tcMar>
+            <w:shd w:val="clear" w:color="auto" w:fill="DEEAF1"/>
           </w:tcPr>
           <w:p>
             <w:pPr>
@@ -320,13 +320,13 @@
         <w:tc>
           <w:tcPr>
             <w:tcW w:w="2800" w:type="dxa"/>
-            <w:shd w:val="clear" w:color="auto" w:fill="D9D9D9"/>
-            <w:tcMar>
-              <w:top w:w="60" w:type="dxa"/>
-              <w:left w:w="120" w:type="dxa"/>
-              <w:bottom w:w="60" w:type="dxa"/>
-              <w:right w:w="120" w:type="dxa"/>
-            </w:tcMar>
+            <w:tcMar>
+              <w:top w:w="60" w:type="dxa"/>
+              <w:left w:w="120" w:type="dxa"/>
+              <w:bottom w:w="60" w:type="dxa"/>
+              <w:right w:w="120" w:type="dxa"/>
+            </w:tcMar>
+            <w:shd w:val="clear" w:color="auto" w:fill="DEEAF1"/>
           </w:tcPr>
           <w:p>
             <w:pPr>
@@ -346,13 +346,13 @@
         <w:tc>
           <w:tcPr>
             <w:tcW w:w="2000" w:type="dxa"/>
-            <w:shd w:val="clear" w:color="auto" w:fill="D9D9D9"/>
-            <w:tcMar>
-              <w:top w:w="60" w:type="dxa"/>
-              <w:left w:w="120" w:type="dxa"/>
-              <w:bottom w:w="60" w:type="dxa"/>
-              <w:right w:w="120" w:type="dxa"/>
-            </w:tcMar>
+            <w:tcMar>
+              <w:top w:w="60" w:type="dxa"/>
+              <w:left w:w="120" w:type="dxa"/>
+              <w:bottom w:w="60" w:type="dxa"/>
+              <w:right w:w="120" w:type="dxa"/>
+            </w:tcMar>
+            <w:shd w:val="clear" w:color="auto" w:fill="DEEAF1"/>
           </w:tcPr>
           <w:p>
             <w:pPr>
@@ -372,13 +372,13 @@
         <w:tc>
           <w:tcPr>
             <w:tcW w:w="2488" w:type="dxa"/>
-            <w:shd w:val="clear" w:color="auto" w:fill="D9D9D9"/>
-            <w:tcMar>
-              <w:top w:w="60" w:type="dxa"/>
-              <w:left w:w="120" w:type="dxa"/>
-              <w:bottom w:w="60" w:type="dxa"/>
-              <w:right w:w="120" w:type="dxa"/>
-            </w:tcMar>
+            <w:tcMar>
+              <w:top w:w="60" w:type="dxa"/>
+              <w:left w:w="120" w:type="dxa"/>
+              <w:bottom w:w="60" w:type="dxa"/>
+              <w:right w:w="120" w:type="dxa"/>
+            </w:tcMar>
+            <w:shd w:val="clear" w:color="auto" w:fill="DEEAF1"/>
           </w:tcPr>
           <w:p>
             <w:pPr>
@@ -528,11 +528,18 @@
         <w:tc>
           <w:tcPr>
             <w:tcW w:w="2488" w:type="dxa"/>
+            <w:tcMar>
+              <w:top w:w="60" w:type="dxa"/>
+              <w:left w:w="120" w:type="dxa"/>
+              <w:bottom w:w="60" w:type="dxa"/>
+              <w:right w:w="120" w:type="dxa"/>
+            </w:tcMar>
           </w:tcPr>
           <w:p>
             <w:pPr>
               <w:jc w:val="left"/>
               <w:spacing w:before="200" w:after="200"/>
+              <w:wordWrap w:val="1"/>
             </w:pPr>
             <w:r>
               <w:rPr>
@@ -598,11 +605,18 @@
         <w:tc>
           <w:tcPr>
             <w:tcW w:w="2488" w:type="dxa"/>
+            <w:tcMar>
+              <w:top w:w="60" w:type="dxa"/>
+              <w:left w:w="120" w:type="dxa"/>
+              <w:bottom w:w="60" w:type="dxa"/>
+              <w:right w:w="120" w:type="dxa"/>
+            </w:tcMar>
           </w:tcPr>
           <w:p>
             <w:pPr>
               <w:jc w:val="left"/>
               <w:spacing w:before="200" w:after="200"/>
+              <w:wordWrap w:val="1"/>
             </w:pPr>
             <w:r>
               <w:rPr>
@@ -1136,7 +1150,7 @@
         </w:trPr>
         <w:tc>
           <w:tcPr>
-            <w:tcW w:w="2460" w:type="dxa"/>
+            <w:tcW w:w="1618" w:type="dxa"/>
             <w:tcMar>
               <w:top w:w="60" w:type="dxa"/>
               <w:left w:w="120" w:type="dxa"/>
@@ -1157,7 +1171,7 @@
         </w:tc>
         <w:tc>
           <w:tcPr>
-            <w:tcW w:w="6328" w:type="dxa"/>
+            <w:tcW w:w="7170" w:type="dxa"/>
             <w:tcMar>
               <w:top w:w="60" w:type="dxa"/>
               <w:left w:w="120" w:type="dxa"/>
@@ -1179,9 +1193,7 @@
       </w:tr>
       <w:tr>
         <w:tc>
-          <w:tcPr>
-            <w:tcW w:w="2460" w:type="dxa"/>
-          </w:tcPr>
+          <w:tcPr/>
           <w:p>
             <w:pPr>
               <w:pStyle w:val="Compact"/>
@@ -1193,7 +1205,7 @@
         </w:tc>
         <w:tc>
           <w:tcPr>
-            <w:tcW w:w="6328" w:type="dxa"/>
+            <w:tcW w:w="7170" w:type="dxa"/>
             <w:tcMar>
               <w:top w:w="60" w:type="dxa"/>
               <w:left w:w="120" w:type="dxa"/>
@@ -1226,6 +1238,7 @@
         </w:tc>
         <w:tc>
           <w:tcPr>
+            <w:tcW w:w="7170" w:type="dxa"/>
             <w:tcMar>
               <w:top w:w="60" w:type="dxa"/>
               <w:left w:w="120" w:type="dxa"/>
@@ -1257,9 +1270,7 @@
           </w:p>
         </w:tc>
         <w:tc>
-          <w:tcPr>
-            <w:tcW w:w="6328" w:type="dxa"/>
-          </w:tcPr>
+          <w:tcPr/>
           <w:p>
             <w:pPr>
               <w:pStyle w:val="Compact"/>
@@ -1272,19 +1283,10 @@
       </w:tr>
       <w:tr>
         <w:tc>
-          <w:tcPr>
-            <w:tcW w:w="2460" w:type="dxa"/>
-            <w:tcMar>
-              <w:top w:w="60" w:type="dxa"/>
-              <w:left w:w="120" w:type="dxa"/>
-              <w:bottom w:w="60" w:type="dxa"/>
-              <w:right w:w="120" w:type="dxa"/>
-            </w:tcMar>
-          </w:tcPr>
-          <w:p>
-            <w:pPr>
-              <w:pStyle w:val="Compact"/>
-              <w:wordWrap w:val="1"/>
+          <w:tcPr/>
+          <w:p>
+            <w:pPr>
+              <w:pStyle w:val="Compact"/>
             </w:pPr>
             <w:r>
               <w:t xml:space="preserve">관리 계획</w:t>
@@ -1292,10 +1294,19 @@
           </w:p>
         </w:tc>
         <w:tc>
-          <w:tcPr/>
-          <w:p>
-            <w:pPr>
-              <w:pStyle w:val="Compact"/>
+          <w:tcPr>
+            <w:tcW w:w="7170" w:type="dxa"/>
+            <w:tcMar>
+              <w:top w:w="60" w:type="dxa"/>
+              <w:left w:w="120" w:type="dxa"/>
+              <w:bottom w:w="60" w:type="dxa"/>
+              <w:right w:w="120" w:type="dxa"/>
+            </w:tcMar>
+          </w:tcPr>
+          <w:p>
+            <w:pPr>
+              <w:pStyle w:val="Compact"/>
+              <w:wordWrap w:val="1"/>
             </w:pPr>
             <w:r>
               <w:t xml:space="preserve">Control Plan 수립 및 유지</w:t>
@@ -1329,18 +1340,10 @@
       </w:tr>
       <w:tr>
         <w:tc>
-          <w:tcPr>
-            <w:tcMar>
-              <w:top w:w="60" w:type="dxa"/>
-              <w:left w:w="120" w:type="dxa"/>
-              <w:bottom w:w="60" w:type="dxa"/>
-              <w:right w:w="120" w:type="dxa"/>
-            </w:tcMar>
-          </w:tcPr>
-          <w:p>
-            <w:pPr>
-              <w:pStyle w:val="Compact"/>
-              <w:wordWrap w:val="1"/>
+          <w:tcPr/>
+          <w:p>
+            <w:pPr>
+              <w:pStyle w:val="Compact"/>
             </w:pPr>
             <w:r>
               <w:t xml:space="preserve">외주 관리</w:t>
@@ -1348,18 +1351,10 @@
           </w:p>
         </w:tc>
         <w:tc>
-          <w:tcPr>
-            <w:tcMar>
-              <w:top w:w="60" w:type="dxa"/>
-              <w:left w:w="120" w:type="dxa"/>
-              <w:bottom w:w="60" w:type="dxa"/>
-              <w:right w:w="120" w:type="dxa"/>
-            </w:tcMar>
-          </w:tcPr>
-          <w:p>
-            <w:pPr>
-              <w:pStyle w:val="Compact"/>
-              <w:wordWrap w:val="1"/>
+          <w:tcPr/>
+          <w:p>
+            <w:pPr>
+              <w:pStyle w:val="Compact"/>
             </w:pPr>
             <w:r>
               <w:t xml:space="preserve">외주 프로세스 기획 및 관리</w:t>
@@ -1402,7 +1397,7 @@
         </w:trPr>
         <w:tc>
           <w:tcPr>
-            <w:tcW w:w="2460" w:type="dxa"/>
+            <w:tcW w:w="2228" w:type="dxa"/>
             <w:tcMar>
               <w:top w:w="60" w:type="dxa"/>
               <w:left w:w="120" w:type="dxa"/>
@@ -1423,7 +1418,7 @@
         </w:tc>
         <w:tc>
           <w:tcPr>
-            <w:tcW w:w="6328" w:type="dxa"/>
+            <w:tcW w:w="6560" w:type="dxa"/>
             <w:tcMar>
               <w:top w:w="60" w:type="dxa"/>
               <w:left w:w="120" w:type="dxa"/>
@@ -1445,9 +1440,7 @@
       </w:tr>
       <w:tr>
         <w:tc>
-          <w:tcPr>
-            <w:tcW w:w="2460" w:type="dxa"/>
-          </w:tcPr>
+          <w:tcPr/>
           <w:p>
             <w:pPr>
               <w:pStyle w:val="Compact"/>
@@ -1459,7 +1452,7 @@
         </w:tc>
         <w:tc>
           <w:tcPr>
-            <w:tcW w:w="6328" w:type="dxa"/>
+            <w:tcW w:w="6560" w:type="dxa"/>
             <w:tcMar>
               <w:top w:w="60" w:type="dxa"/>
               <w:left w:w="120" w:type="dxa"/>
@@ -1492,6 +1485,7 @@
         </w:tc>
         <w:tc>
           <w:tcPr>
+            <w:tcW w:w="6560" w:type="dxa"/>
             <w:tcMar>
               <w:top w:w="60" w:type="dxa"/>
               <w:left w:w="120" w:type="dxa"/>
@@ -1523,9 +1517,7 @@
           </w:p>
         </w:tc>
         <w:tc>
-          <w:tcPr>
-            <w:tcW w:w="6328" w:type="dxa"/>
-          </w:tcPr>
+          <w:tcPr/>
           <w:p>
             <w:pPr>
               <w:pStyle w:val="Compact"/>
@@ -1538,19 +1530,10 @@
       </w:tr>
       <w:tr>
         <w:tc>
-          <w:tcPr>
-            <w:tcW w:w="2460" w:type="dxa"/>
-            <w:tcMar>
-              <w:top w:w="60" w:type="dxa"/>
-              <w:left w:w="120" w:type="dxa"/>
-              <w:bottom w:w="60" w:type="dxa"/>
-              <w:right w:w="120" w:type="dxa"/>
-            </w:tcMar>
-          </w:tcPr>
-          <w:p>
-            <w:pPr>
-              <w:pStyle w:val="Compact"/>
-              <w:wordWrap w:val="1"/>
+          <w:tcPr/>
+          <w:p>
+            <w:pPr>
+              <w:pStyle w:val="Compact"/>
             </w:pPr>
             <w:r>
               <w:t xml:space="preserve">QP-803</w:t>
@@ -1558,10 +1541,19 @@
           </w:p>
         </w:tc>
         <w:tc>
-          <w:tcPr/>
-          <w:p>
-            <w:pPr>
-              <w:pStyle w:val="Compact"/>
+          <w:tcPr>
+            <w:tcW w:w="6560" w:type="dxa"/>
+            <w:tcMar>
+              <w:top w:w="60" w:type="dxa"/>
+              <w:left w:w="120" w:type="dxa"/>
+              <w:bottom w:w="60" w:type="dxa"/>
+              <w:right w:w="120" w:type="dxa"/>
+            </w:tcMar>
+          </w:tcPr>
+          <w:p>
+            <w:pPr>
+              <w:pStyle w:val="Compact"/>
+              <w:wordWrap w:val="1"/>
             </w:pPr>
             <w:r>
               <w:t xml:space="preserve">형상관리 (CCB)</w:t>
@@ -1691,18 +1683,10 @@
       </w:tr>
       <w:tr>
         <w:tc>
-          <w:tcPr>
-            <w:tcMar>
-              <w:top w:w="60" w:type="dxa"/>
-              <w:left w:w="120" w:type="dxa"/>
-              <w:bottom w:w="60" w:type="dxa"/>
-              <w:right w:w="120" w:type="dxa"/>
-            </w:tcMar>
-          </w:tcPr>
-          <w:p>
-            <w:pPr>
-              <w:pStyle w:val="Compact"/>
-              <w:wordWrap w:val="1"/>
+          <w:tcPr/>
+          <w:p>
+            <w:pPr>
+              <w:pStyle w:val="Compact"/>
             </w:pPr>
             <w:r>
               <w:t xml:space="preserve">QP-814</w:t>
@@ -1710,18 +1694,10 @@
           </w:p>
         </w:tc>
         <w:tc>
-          <w:tcPr>
-            <w:tcMar>
-              <w:top w:w="60" w:type="dxa"/>
-              <w:left w:w="120" w:type="dxa"/>
-              <w:bottom w:w="60" w:type="dxa"/>
-              <w:right w:w="120" w:type="dxa"/>
-            </w:tcMar>
-          </w:tcPr>
-          <w:p>
-            <w:pPr>
-              <w:pStyle w:val="Compact"/>
-              <w:wordWrap w:val="1"/>
+          <w:tcPr/>
+          <w:p>
+            <w:pPr>
+              <w:pStyle w:val="Compact"/>
             </w:pPr>
             <w:r>
               <w:t xml:space="preserve">보존/포장/운송 관리</w:t>
@@ -1765,7 +1741,7 @@
         </w:trPr>
         <w:tc>
           <w:tcPr>
-            <w:tcW w:w="2460" w:type="dxa"/>
+            <w:tcW w:w="3000" w:type="dxa"/>
             <w:tcMar>
               <w:top w:w="60" w:type="dxa"/>
               <w:left w:w="120" w:type="dxa"/>
@@ -1786,7 +1762,7 @@
         </w:tc>
         <w:tc>
           <w:tcPr>
-            <w:tcW w:w="6328" w:type="dxa"/>
+            <w:tcW w:w="5788" w:type="dxa"/>
             <w:tcMar>
               <w:top w:w="60" w:type="dxa"/>
               <w:left w:w="120" w:type="dxa"/>
@@ -1808,9 +1784,7 @@
       </w:tr>
       <w:tr>
         <w:tc>
-          <w:tcPr>
-            <w:tcW w:w="2460" w:type="dxa"/>
-          </w:tcPr>
+          <w:tcPr/>
           <w:p>
             <w:pPr>
               <w:pStyle w:val="Compact"/>
@@ -1822,7 +1796,7 @@
         </w:tc>
         <w:tc>
           <w:tcPr>
-            <w:tcW w:w="6328" w:type="dxa"/>
+            <w:tcW w:w="5788" w:type="dxa"/>
             <w:tcMar>
               <w:top w:w="60" w:type="dxa"/>
               <w:left w:w="120" w:type="dxa"/>
@@ -1855,6 +1829,7 @@
         </w:tc>
         <w:tc>
           <w:tcPr>
+            <w:tcW w:w="5788" w:type="dxa"/>
             <w:tcMar>
               <w:top w:w="60" w:type="dxa"/>
               <w:left w:w="120" w:type="dxa"/>
@@ -1886,9 +1861,7 @@
           </w:p>
         </w:tc>
         <w:tc>
-          <w:tcPr>
-            <w:tcW w:w="6328" w:type="dxa"/>
-          </w:tcPr>
+          <w:tcPr/>
           <w:p>
             <w:pPr>
               <w:pStyle w:val="Compact"/>
@@ -1901,19 +1874,10 @@
       </w:tr>
       <w:tr>
         <w:tc>
-          <w:tcPr>
-            <w:tcW w:w="2460" w:type="dxa"/>
-            <w:tcMar>
-              <w:top w:w="60" w:type="dxa"/>
-              <w:left w:w="120" w:type="dxa"/>
-              <w:bottom w:w="60" w:type="dxa"/>
-              <w:right w:w="120" w:type="dxa"/>
-            </w:tcMar>
-          </w:tcPr>
-          <w:p>
-            <w:pPr>
-              <w:pStyle w:val="Compact"/>
-              <w:wordWrap w:val="1"/>
+          <w:tcPr/>
+          <w:p>
+            <w:pPr>
+              <w:pStyle w:val="Compact"/>
             </w:pPr>
             <w:r>
               <w:t xml:space="preserve">생산 오더 (Production Order)</w:t>
@@ -1921,10 +1885,19 @@
           </w:p>
         </w:tc>
         <w:tc>
-          <w:tcPr/>
-          <w:p>
-            <w:pPr>
-              <w:pStyle w:val="Compact"/>
+          <w:tcPr>
+            <w:tcW w:w="5788" w:type="dxa"/>
+            <w:tcMar>
+              <w:top w:w="60" w:type="dxa"/>
+              <w:left w:w="120" w:type="dxa"/>
+              <w:bottom w:w="60" w:type="dxa"/>
+              <w:right w:w="120" w:type="dxa"/>
+            </w:tcMar>
+          </w:tcPr>
+          <w:p>
+            <w:pPr>
+              <w:pStyle w:val="Compact"/>
+              <w:wordWrap w:val="1"/>
             </w:pPr>
             <w:r>
               <w:t xml:space="preserve">ERP 시스템에서 발행하는 생산 지시 단위. 자재, 공정, 수량, 납기 포함</w:t>
@@ -2054,18 +2027,10 @@
       </w:tr>
       <w:tr>
         <w:tc>
-          <w:tcPr>
-            <w:tcMar>
-              <w:top w:w="60" w:type="dxa"/>
-              <w:left w:w="120" w:type="dxa"/>
-              <w:bottom w:w="60" w:type="dxa"/>
-              <w:right w:w="120" w:type="dxa"/>
-            </w:tcMar>
-          </w:tcPr>
-          <w:p>
-            <w:pPr>
-              <w:pStyle w:val="Compact"/>
-              <w:wordWrap w:val="1"/>
+          <w:tcPr/>
+          <w:p>
+            <w:pPr>
+              <w:pStyle w:val="Compact"/>
             </w:pPr>
             <w:r>
               <w:t xml:space="preserve">WBS (Work Breakdown Structure)</w:t>
@@ -2073,18 +2038,10 @@
           </w:p>
         </w:tc>
         <w:tc>
-          <w:tcPr>
-            <w:tcMar>
-              <w:top w:w="60" w:type="dxa"/>
-              <w:left w:w="120" w:type="dxa"/>
-              <w:bottom w:w="60" w:type="dxa"/>
-              <w:right w:w="120" w:type="dxa"/>
-            </w:tcMar>
-          </w:tcPr>
-          <w:p>
-            <w:pPr>
-              <w:pStyle w:val="Compact"/>
-              <w:wordWrap w:val="1"/>
+          <w:tcPr/>
+          <w:p>
+            <w:pPr>
+              <w:pStyle w:val="Compact"/>
             </w:pPr>
             <w:r>
               <w:t xml:space="preserve">프로젝트 범위를 관리 가능한 작업 단위로 분해한 구조</w:t>
@@ -2128,7 +2085,7 @@
         </w:trPr>
         <w:tc>
           <w:tcPr>
-            <w:tcW w:w="2460" w:type="dxa"/>
+            <w:tcW w:w="3000" w:type="dxa"/>
             <w:tcMar>
               <w:top w:w="60" w:type="dxa"/>
               <w:left w:w="120" w:type="dxa"/>
@@ -2149,7 +2106,7 @@
         </w:tc>
         <w:tc>
           <w:tcPr>
-            <w:tcW w:w="6328" w:type="dxa"/>
+            <w:tcW w:w="5788" w:type="dxa"/>
             <w:tcMar>
               <w:top w:w="60" w:type="dxa"/>
               <w:left w:w="120" w:type="dxa"/>
@@ -2171,9 +2128,7 @@
       </w:tr>
       <w:tr>
         <w:tc>
-          <w:tcPr>
-            <w:tcW w:w="2460" w:type="dxa"/>
-          </w:tcPr>
+          <w:tcPr/>
           <w:p>
             <w:pPr>
               <w:pStyle w:val="Compact"/>
@@ -2189,7 +2144,7 @@
         </w:tc>
         <w:tc>
           <w:tcPr>
-            <w:tcW w:w="6328" w:type="dxa"/>
+            <w:tcW w:w="5788" w:type="dxa"/>
             <w:tcMar>
               <w:top w:w="60" w:type="dxa"/>
               <w:left w:w="120" w:type="dxa"/>
@@ -2210,10 +2165,18 @@
       </w:tr>
       <w:tr>
         <w:tc>
-          <w:tcPr/>
-          <w:p>
-            <w:pPr>
-              <w:pStyle w:val="Compact"/>
+          <w:tcPr>
+            <w:tcMar>
+              <w:top w:w="60" w:type="dxa"/>
+              <w:left w:w="120" w:type="dxa"/>
+              <w:bottom w:w="60" w:type="dxa"/>
+              <w:right w:w="120" w:type="dxa"/>
+            </w:tcMar>
+          </w:tcPr>
+          <w:p>
+            <w:pPr>
+              <w:pStyle w:val="Compact"/>
+              <w:wordWrap w:val="1"/>
             </w:pPr>
             <w:r>
               <w:rPr>
@@ -2226,6 +2189,7 @@
         </w:tc>
         <w:tc>
           <w:tcPr>
+            <w:tcW w:w="5788" w:type="dxa"/>
             <w:tcMar>
               <w:top w:w="60" w:type="dxa"/>
               <w:left w:w="120" w:type="dxa"/>
@@ -2262,11 +2226,17 @@
         </w:tc>
         <w:tc>
           <w:tcPr>
-            <w:tcW w:w="6328" w:type="dxa"/>
-          </w:tcPr>
-          <w:p>
-            <w:pPr>
-              <w:pStyle w:val="Compact"/>
+            <w:tcMar>
+              <w:top w:w="60" w:type="dxa"/>
+              <w:left w:w="120" w:type="dxa"/>
+              <w:bottom w:w="60" w:type="dxa"/>
+              <w:right w:w="120" w:type="dxa"/>
+            </w:tcMar>
+          </w:tcPr>
+          <w:p>
+            <w:pPr>
+              <w:pStyle w:val="Compact"/>
+              <w:wordWrap w:val="1"/>
             </w:pPr>
             <w:r>
               <w:t xml:space="preserve">공정 설계; Routing 수립; BOM 관리; 관리 계획서(Control Plan) 작성 지원; 공정 조건 결정</w:t>
@@ -2276,19 +2246,10 @@
       </w:tr>
       <w:tr>
         <w:tc>
-          <w:tcPr>
-            <w:tcW w:w="2460" w:type="dxa"/>
-            <w:tcMar>
-              <w:top w:w="60" w:type="dxa"/>
-              <w:left w:w="120" w:type="dxa"/>
-              <w:bottom w:w="60" w:type="dxa"/>
-              <w:right w:w="120" w:type="dxa"/>
-            </w:tcMar>
-          </w:tcPr>
-          <w:p>
-            <w:pPr>
-              <w:pStyle w:val="Compact"/>
-              <w:wordWrap w:val="1"/>
+          <w:tcPr/>
+          <w:p>
+            <w:pPr>
+              <w:pStyle w:val="Compact"/>
             </w:pPr>
             <w:r>
               <w:rPr>
@@ -2300,10 +2261,19 @@
           </w:p>
         </w:tc>
         <w:tc>
-          <w:tcPr/>
-          <w:p>
-            <w:pPr>
-              <w:pStyle w:val="Compact"/>
+          <w:tcPr>
+            <w:tcW w:w="5788" w:type="dxa"/>
+            <w:tcMar>
+              <w:top w:w="60" w:type="dxa"/>
+              <w:left w:w="120" w:type="dxa"/>
+              <w:bottom w:w="60" w:type="dxa"/>
+              <w:right w:w="120" w:type="dxa"/>
+            </w:tcMar>
+          </w:tcPr>
+          <w:p>
+            <w:pPr>
+              <w:pStyle w:val="Compact"/>
+              <w:wordWrap w:val="1"/>
             </w:pPr>
             <w:r>
               <w:t xml:space="preserve">관리 계획서 검토/승인; 검사 계획 수립; 외주 공정 품질 관리; 공정 능력 평가</w:t>
@@ -2328,10 +2298,18 @@
           </w:p>
         </w:tc>
         <w:tc>
-          <w:tcPr/>
-          <w:p>
-            <w:pPr>
-              <w:pStyle w:val="Compact"/>
+          <w:tcPr>
+            <w:tcMar>
+              <w:top w:w="60" w:type="dxa"/>
+              <w:left w:w="120" w:type="dxa"/>
+              <w:bottom w:w="60" w:type="dxa"/>
+              <w:right w:w="120" w:type="dxa"/>
+            </w:tcMar>
+          </w:tcPr>
+          <w:p>
+            <w:pPr>
+              <w:pStyle w:val="Compact"/>
+              <w:wordWrap w:val="1"/>
             </w:pPr>
             <w:r>
               <w:t xml:space="preserve">자재 조달 계획 실행; 외주 업체 관리; 납기 관리</w:t>
@@ -2341,18 +2319,10 @@
       </w:tr>
       <w:tr>
         <w:tc>
-          <w:tcPr>
-            <w:tcMar>
-              <w:top w:w="60" w:type="dxa"/>
-              <w:left w:w="120" w:type="dxa"/>
-              <w:bottom w:w="60" w:type="dxa"/>
-              <w:right w:w="120" w:type="dxa"/>
-            </w:tcMar>
-          </w:tcPr>
-          <w:p>
-            <w:pPr>
-              <w:pStyle w:val="Compact"/>
-              <w:wordWrap w:val="1"/>
+          <w:tcPr/>
+          <w:p>
+            <w:pPr>
+              <w:pStyle w:val="Compact"/>
             </w:pPr>
             <w:r>
               <w:rPr>
@@ -2364,18 +2334,10 @@
           </w:p>
         </w:tc>
         <w:tc>
-          <w:tcPr>
-            <w:tcMar>
-              <w:top w:w="60" w:type="dxa"/>
-              <w:left w:w="120" w:type="dxa"/>
-              <w:bottom w:w="60" w:type="dxa"/>
-              <w:right w:w="120" w:type="dxa"/>
-            </w:tcMar>
-          </w:tcPr>
-          <w:p>
-            <w:pPr>
-              <w:pStyle w:val="Compact"/>
-              <w:wordWrap w:val="1"/>
+          <w:tcPr/>
+          <w:p>
+            <w:pPr>
+              <w:pStyle w:val="Compact"/>
             </w:pPr>
             <w:r>
               <w:t xml:space="preserve">운용 기획 체계 총괄; 제품 실현 계획 승인; 외주 프로세스 관리 감독</w:t>
@@ -2498,18 +2460,10 @@
       </w:tr>
       <w:tr>
         <w:tc>
-          <w:tcPr>
-            <w:tcMar>
-              <w:top w:w="60" w:type="dxa"/>
-              <w:left w:w="120" w:type="dxa"/>
-              <w:bottom w:w="60" w:type="dxa"/>
-              <w:right w:w="120" w:type="dxa"/>
-            </w:tcMar>
-          </w:tcPr>
-          <w:p>
-            <w:pPr>
-              <w:pStyle w:val="Compact"/>
-              <w:wordWrap w:val="1"/>
+          <w:tcPr/>
+          <w:p>
+            <w:pPr>
+              <w:pStyle w:val="Compact"/>
             </w:pPr>
             <w:r>
               <w:rPr>
@@ -2521,18 +2475,10 @@
           </w:p>
         </w:tc>
         <w:tc>
-          <w:tcPr>
-            <w:tcMar>
-              <w:top w:w="60" w:type="dxa"/>
-              <w:left w:w="120" w:type="dxa"/>
-              <w:bottom w:w="60" w:type="dxa"/>
-              <w:right w:w="120" w:type="dxa"/>
-            </w:tcMar>
-          </w:tcPr>
-          <w:p>
-            <w:pPr>
-              <w:pStyle w:val="Compact"/>
-              <w:wordWrap w:val="1"/>
+          <w:tcPr/>
+          <w:p>
+            <w:pPr>
+              <w:pStyle w:val="Compact"/>
             </w:pPr>
             <w:r>
               <w:t xml:space="preserve">제품/서비스에 대한 품질 기준 및 고객 요구사항</w:t>
@@ -2587,18 +2533,10 @@
           </w:p>
         </w:tc>
         <w:tc>
-          <w:tcPr>
-            <w:tcMar>
-              <w:top w:w="60" w:type="dxa"/>
-              <w:left w:w="120" w:type="dxa"/>
-              <w:bottom w:w="60" w:type="dxa"/>
-              <w:right w:w="120" w:type="dxa"/>
-            </w:tcMar>
-          </w:tcPr>
-          <w:p>
-            <w:pPr>
-              <w:pStyle w:val="Compact"/>
-              <w:wordWrap w:val="1"/>
+          <w:tcPr/>
+          <w:p>
+            <w:pPr>
+              <w:pStyle w:val="Compact"/>
             </w:pPr>
             <w:r>
               <w:t xml:space="preserve">Routing, 공정 흐름도</w:t>
@@ -2634,18 +2572,10 @@
           </w:p>
         </w:tc>
         <w:tc>
-          <w:tcPr>
-            <w:tcMar>
-              <w:top w:w="60" w:type="dxa"/>
-              <w:left w:w="120" w:type="dxa"/>
-              <w:bottom w:w="60" w:type="dxa"/>
-              <w:right w:w="120" w:type="dxa"/>
-            </w:tcMar>
-          </w:tcPr>
-          <w:p>
-            <w:pPr>
-              <w:pStyle w:val="Compact"/>
-              <w:wordWrap w:val="1"/>
+          <w:tcPr/>
+          <w:p>
+            <w:pPr>
+              <w:pStyle w:val="Compact"/>
             </w:pPr>
             <w:r>
               <w:t xml:space="preserve">BOM, 설비 목록</w:t>
@@ -2820,575 +2750,855 @@
         <w:t xml:space="preserve">6.2 프로세스 흐름도 (Production Planning Process)</w:t>
       </w:r>
     </w:p>
-    <w:p>
-      <w:pPr>
-        <w:pStyle w:val="SourceCode"/>
-      </w:pPr>
-      <w:r>
-        <w:rPr>
-          <w:rStyle w:val="VerbatimChar"/>
-        </w:rPr>
-        <w:t xml:space="preserve">고객 주문 접수 / 계약검토 완료 (QP-806)</w:t>
-      </w:r>
-      <w:r>
-        <w:br/>
-      </w:r>
-      <w:r>
-        <w:rPr>
-          <w:rStyle w:val="VerbatimChar"/>
-        </w:rPr>
-        <w:t xml:space="preserve">    │</w:t>
-      </w:r>
-      <w:r>
-        <w:br/>
-      </w:r>
-      <w:r>
-        <w:rPr>
-          <w:rStyle w:val="VerbatimChar"/>
-        </w:rPr>
-        <w:t xml:space="preserve">    ▼</w:t>
-      </w:r>
-      <w:r>
-        <w:br/>
-      </w:r>
-      <w:r>
-        <w:rPr>
-          <w:rStyle w:val="VerbatimChar"/>
-        </w:rPr>
-        <w:t xml:space="preserve">┌─────────────────────────────────┐</w:t>
-      </w:r>
-      <w:r>
-        <w:br/>
-      </w:r>
-      <w:r>
-        <w:rPr>
-          <w:rStyle w:val="VerbatimChar"/>
-        </w:rPr>
-        <w:t xml:space="preserve">│  ERP 생산 오더 생성              │</w:t>
-      </w:r>
-      <w:r>
-        <w:br/>
-      </w:r>
-      <w:r>
-        <w:rPr>
-          <w:rStyle w:val="VerbatimChar"/>
-        </w:rPr>
-        <w:t xml:space="preserve">│  (품번, 수량, 납기, BOM 확인)    │</w:t>
-      </w:r>
-      <w:r>
-        <w:br/>
-      </w:r>
-      <w:r>
-        <w:rPr>
-          <w:rStyle w:val="VerbatimChar"/>
-        </w:rPr>
-        <w:t xml:space="preserve">└─────────────┬───────────────────┘</w:t>
-      </w:r>
-      <w:r>
-        <w:br/>
-      </w:r>
-      <w:r>
-        <w:rPr>
-          <w:rStyle w:val="VerbatimChar"/>
-        </w:rPr>
-        <w:t xml:space="preserve">              │</w:t>
-      </w:r>
-      <w:r>
-        <w:br/>
-      </w:r>
-      <w:r>
-        <w:rPr>
-          <w:rStyle w:val="VerbatimChar"/>
-        </w:rPr>
-        <w:t xml:space="preserve">              ▼</w:t>
-      </w:r>
-      <w:r>
-        <w:br/>
-      </w:r>
-      <w:r>
-        <w:rPr>
-          <w:rStyle w:val="VerbatimChar"/>
-        </w:rPr>
-        <w:t xml:space="preserve">┌─────────────────────────────────┐</w:t>
-      </w:r>
-      <w:r>
-        <w:br/>
-      </w:r>
-      <w:r>
-        <w:rPr>
-          <w:rStyle w:val="VerbatimChar"/>
-        </w:rPr>
-        <w:t xml:space="preserve">│  제품 실현 계획 수립             │</w:t>
-      </w:r>
-      <w:r>
-        <w:br/>
-      </w:r>
-      <w:r>
-        <w:rPr>
-          <w:rStyle w:val="VerbatimChar"/>
-        </w:rPr>
-        <w:t xml:space="preserve">│  ┌──────────────────────┐       │</w:t>
-      </w:r>
-      <w:r>
-        <w:br/>
-      </w:r>
-      <w:r>
-        <w:rPr>
-          <w:rStyle w:val="VerbatimChar"/>
-        </w:rPr>
-        <w:t xml:space="preserve">│  │ (1) 공정 흐름 결정    │       │</w:t>
-      </w:r>
-      <w:r>
-        <w:br/>
-      </w:r>
-      <w:r>
-        <w:rPr>
-          <w:rStyle w:val="VerbatimChar"/>
-        </w:rPr>
-        <w:t xml:space="preserve">│  │ (2) BOM/자재 확인     │       │</w:t>
-      </w:r>
-      <w:r>
-        <w:br/>
-      </w:r>
-      <w:r>
-        <w:rPr>
-          <w:rStyle w:val="VerbatimChar"/>
-        </w:rPr>
-        <w:t xml:space="preserve">│  │ (3) Routing 결정      │       │</w:t>
-      </w:r>
-      <w:r>
-        <w:br/>
-      </w:r>
-      <w:r>
-        <w:rPr>
-          <w:rStyle w:val="VerbatimChar"/>
-        </w:rPr>
-        <w:t xml:space="preserve">│  │ (4) 자원 배분         │       │</w:t>
-      </w:r>
-      <w:r>
-        <w:br/>
-      </w:r>
-      <w:r>
-        <w:rPr>
-          <w:rStyle w:val="VerbatimChar"/>
-        </w:rPr>
-        <w:t xml:space="preserve">│  │ (5) 일정 수립         │       │</w:t>
-      </w:r>
-      <w:r>
-        <w:br/>
-      </w:r>
-      <w:r>
-        <w:rPr>
-          <w:rStyle w:val="VerbatimChar"/>
-        </w:rPr>
-        <w:t xml:space="preserve">│  └──────────────────────┘       │</w:t>
-      </w:r>
-      <w:r>
-        <w:br/>
-      </w:r>
-      <w:r>
-        <w:rPr>
-          <w:rStyle w:val="VerbatimChar"/>
-        </w:rPr>
-        <w:t xml:space="preserve">└─────────────┬───────────────────┘</w:t>
-      </w:r>
-      <w:r>
-        <w:br/>
-      </w:r>
-      <w:r>
-        <w:rPr>
-          <w:rStyle w:val="VerbatimChar"/>
-        </w:rPr>
-        <w:t xml:space="preserve">              │</w:t>
-      </w:r>
-      <w:r>
-        <w:br/>
-      </w:r>
-      <w:r>
-        <w:rPr>
-          <w:rStyle w:val="VerbatimChar"/>
-        </w:rPr>
-        <w:t xml:space="preserve">              ▼</w:t>
-      </w:r>
-      <w:r>
-        <w:br/>
-      </w:r>
-      <w:r>
-        <w:rPr>
-          <w:rStyle w:val="VerbatimChar"/>
-        </w:rPr>
-        <w:t xml:space="preserve">┌─────────────────────────────────┐</w:t>
-      </w:r>
-      <w:r>
-        <w:br/>
-      </w:r>
-      <w:r>
-        <w:rPr>
-          <w:rStyle w:val="VerbatimChar"/>
-        </w:rPr>
-        <w:t xml:space="preserve">│  리스크 평가 (QP-802 연계)       │</w:t>
-      </w:r>
-      <w:r>
-        <w:br/>
-      </w:r>
-      <w:r>
-        <w:rPr>
-          <w:rStyle w:val="VerbatimChar"/>
-        </w:rPr>
-        <w:t xml:space="preserve">│  - 신규 제품/공정: FMEA 실시     │</w:t>
-      </w:r>
-      <w:r>
-        <w:br/>
-      </w:r>
-      <w:r>
-        <w:rPr>
-          <w:rStyle w:val="VerbatimChar"/>
-        </w:rPr>
-        <w:t xml:space="preserve">│  - 기존 제품: 기존 FMEA 검토     │</w:t>
-      </w:r>
-      <w:r>
-        <w:br/>
-      </w:r>
-      <w:r>
-        <w:rPr>
-          <w:rStyle w:val="VerbatimChar"/>
-        </w:rPr>
-        <w:t xml:space="preserve">└─────────────┬───────────────────┘</w:t>
-      </w:r>
-      <w:r>
-        <w:br/>
-      </w:r>
-      <w:r>
-        <w:rPr>
-          <w:rStyle w:val="VerbatimChar"/>
-        </w:rPr>
-        <w:t xml:space="preserve">              │</w:t>
-      </w:r>
-      <w:r>
-        <w:br/>
-      </w:r>
-      <w:r>
-        <w:rPr>
-          <w:rStyle w:val="VerbatimChar"/>
-        </w:rPr>
-        <w:t xml:space="preserve">              ▼</w:t>
-      </w:r>
-      <w:r>
-        <w:br/>
-      </w:r>
-      <w:r>
-        <w:rPr>
-          <w:rStyle w:val="VerbatimChar"/>
-        </w:rPr>
-        <w:t xml:space="preserve">┌─────────────────────────────────┐</w:t>
-      </w:r>
-      <w:r>
-        <w:br/>
-      </w:r>
-      <w:r>
-        <w:rPr>
-          <w:rStyle w:val="VerbatimChar"/>
-        </w:rPr>
-        <w:t xml:space="preserve">│  관리 계획서 (Control Plan) 수립 │</w:t>
-      </w:r>
-      <w:r>
-        <w:br/>
-      </w:r>
-      <w:r>
-        <w:rPr>
-          <w:rStyle w:val="VerbatimChar"/>
-        </w:rPr>
-        <w:t xml:space="preserve">│  - 공정별 관리 항목/방법/빈도    │</w:t>
-      </w:r>
-      <w:r>
-        <w:br/>
-      </w:r>
-      <w:r>
-        <w:rPr>
-          <w:rStyle w:val="VerbatimChar"/>
-        </w:rPr>
-        <w:t xml:space="preserve">│  - 검사 포인트 결정              │</w:t>
-      </w:r>
-      <w:r>
-        <w:br/>
-      </w:r>
-      <w:r>
-        <w:rPr>
-          <w:rStyle w:val="VerbatimChar"/>
-        </w:rPr>
-        <w:t xml:space="preserve">└─────────────┬───────────────────┘</w:t>
-      </w:r>
-      <w:r>
-        <w:br/>
-      </w:r>
-      <w:r>
-        <w:rPr>
-          <w:rStyle w:val="VerbatimChar"/>
-        </w:rPr>
-        <w:t xml:space="preserve">              │</w:t>
-      </w:r>
-      <w:r>
-        <w:br/>
-      </w:r>
-      <w:r>
-        <w:rPr>
-          <w:rStyle w:val="VerbatimChar"/>
-        </w:rPr>
-        <w:t xml:space="preserve">              ▼</w:t>
-      </w:r>
-      <w:r>
-        <w:br/>
-      </w:r>
-      <w:r>
-        <w:rPr>
-          <w:rStyle w:val="VerbatimChar"/>
-        </w:rPr>
-        <w:t xml:space="preserve">┌─────────────────────────────────┐</w:t>
-      </w:r>
-      <w:r>
-        <w:br/>
-      </w:r>
-      <w:r>
-        <w:rPr>
-          <w:rStyle w:val="VerbatimChar"/>
-        </w:rPr>
-        <w:t xml:space="preserve">│  자재 가용성 확인 (ERP)          │</w:t>
-      </w:r>
-      <w:r>
-        <w:br/>
-      </w:r>
-      <w:r>
-        <w:rPr>
-          <w:rStyle w:val="VerbatimChar"/>
-        </w:rPr>
-        <w:t xml:space="preserve">│  ┌───────────┐  ┌────────────┐  │</w:t>
-      </w:r>
-      <w:r>
-        <w:br/>
-      </w:r>
-      <w:r>
-        <w:rPr>
-          <w:rStyle w:val="VerbatimChar"/>
-        </w:rPr>
-        <w:t xml:space="preserve">│  │ 재고 확인  │  │ 구매 의뢰  │  │</w:t>
-      </w:r>
-      <w:r>
-        <w:br/>
-      </w:r>
-      <w:r>
-        <w:rPr>
-          <w:rStyle w:val="VerbatimChar"/>
-        </w:rPr>
-        <w:t xml:space="preserve">│  └───────────┘  └────────────┘  │</w:t>
-      </w:r>
-      <w:r>
-        <w:br/>
-      </w:r>
-      <w:r>
-        <w:rPr>
-          <w:rStyle w:val="VerbatimChar"/>
-        </w:rPr>
-        <w:t xml:space="preserve">└─────────────┬───────────────────┘</w:t>
-      </w:r>
-      <w:r>
-        <w:br/>
-      </w:r>
-      <w:r>
-        <w:rPr>
-          <w:rStyle w:val="VerbatimChar"/>
-        </w:rPr>
-        <w:t xml:space="preserve">              │</w:t>
-      </w:r>
-      <w:r>
-        <w:br/>
-      </w:r>
-      <w:r>
-        <w:rPr>
-          <w:rStyle w:val="VerbatimChar"/>
-        </w:rPr>
-        <w:t xml:space="preserve">              ▼</w:t>
-      </w:r>
-      <w:r>
-        <w:br/>
-      </w:r>
-      <w:r>
-        <w:rPr>
-          <w:rStyle w:val="VerbatimChar"/>
-        </w:rPr>
-        <w:t xml:space="preserve">┌─────────────────────────────────┐</w:t>
-      </w:r>
-      <w:r>
-        <w:br/>
-      </w:r>
-      <w:r>
-        <w:rPr>
-          <w:rStyle w:val="VerbatimChar"/>
-        </w:rPr>
-        <w:t xml:space="preserve">│  ERP 생산 오더 확정 및 릴리스    │</w:t>
-      </w:r>
-      <w:r>
-        <w:br/>
-      </w:r>
-      <w:r>
-        <w:rPr>
-          <w:rStyle w:val="VerbatimChar"/>
-        </w:rPr>
-        <w:t xml:space="preserve">│  - 작업 지시서 발행              │</w:t>
-      </w:r>
-      <w:r>
-        <w:br/>
-      </w:r>
-      <w:r>
-        <w:rPr>
-          <w:rStyle w:val="VerbatimChar"/>
-        </w:rPr>
-        <w:t xml:space="preserve">│  - 자재 불출 지시                │</w:t>
-      </w:r>
-      <w:r>
-        <w:br/>
-      </w:r>
-      <w:r>
-        <w:rPr>
-          <w:rStyle w:val="VerbatimChar"/>
-        </w:rPr>
-        <w:t xml:space="preserve">└─────────────┬───────────────────┘</w:t>
-      </w:r>
-      <w:r>
-        <w:br/>
-      </w:r>
-      <w:r>
-        <w:rPr>
-          <w:rStyle w:val="VerbatimChar"/>
-        </w:rPr>
-        <w:t xml:space="preserve">              │</w:t>
-      </w:r>
-      <w:r>
-        <w:br/>
-      </w:r>
-      <w:r>
-        <w:rPr>
-          <w:rStyle w:val="VerbatimChar"/>
-        </w:rPr>
-        <w:t xml:space="preserve">              ▼</w:t>
-      </w:r>
-      <w:r>
-        <w:br/>
-      </w:r>
-      <w:r>
-        <w:rPr>
-          <w:rStyle w:val="VerbatimChar"/>
-        </w:rPr>
-        <w:t xml:space="preserve">┌─────────────────────────────────┐</w:t>
-      </w:r>
-      <w:r>
-        <w:br/>
-      </w:r>
-      <w:r>
-        <w:rPr>
-          <w:rStyle w:val="VerbatimChar"/>
-        </w:rPr>
-        <w:t xml:space="preserve">│  생산 실행 (QP-810)              │</w:t>
-      </w:r>
-      <w:r>
-        <w:br/>
-      </w:r>
-      <w:r>
-        <w:rPr>
-          <w:rStyle w:val="VerbatimChar"/>
-        </w:rPr>
-        <w:t xml:space="preserve">│  - 공정 수행 / 공정 검사         │</w:t>
-      </w:r>
-      <w:r>
-        <w:br/>
-      </w:r>
-      <w:r>
-        <w:rPr>
-          <w:rStyle w:val="VerbatimChar"/>
-        </w:rPr>
-        <w:t xml:space="preserve">│  - ERP 실적 입력                 │</w:t>
-      </w:r>
-      <w:r>
-        <w:br/>
-      </w:r>
-      <w:r>
-        <w:rPr>
-          <w:rStyle w:val="VerbatimChar"/>
-        </w:rPr>
-        <w:t xml:space="preserve">└─────────────┬───────────────────┘</w:t>
-      </w:r>
-      <w:r>
-        <w:br/>
-      </w:r>
-      <w:r>
-        <w:rPr>
-          <w:rStyle w:val="VerbatimChar"/>
-        </w:rPr>
-        <w:t xml:space="preserve">              │</w:t>
-      </w:r>
-      <w:r>
-        <w:br/>
-      </w:r>
-      <w:r>
-        <w:rPr>
-          <w:rStyle w:val="VerbatimChar"/>
-        </w:rPr>
-        <w:t xml:space="preserve">              ▼</w:t>
-      </w:r>
-      <w:r>
-        <w:br/>
-      </w:r>
-      <w:r>
-        <w:rPr>
-          <w:rStyle w:val="VerbatimChar"/>
-        </w:rPr>
-        <w:t xml:space="preserve">┌─────────────────────────────────┐</w:t>
-      </w:r>
-      <w:r>
-        <w:br/>
-      </w:r>
-      <w:r>
-        <w:rPr>
-          <w:rStyle w:val="VerbatimChar"/>
-        </w:rPr>
-        <w:t xml:space="preserve">│  완료 확인 / ERP 오더 마감       │</w:t>
-      </w:r>
-      <w:r>
-        <w:br/>
-      </w:r>
-      <w:r>
-        <w:rPr>
-          <w:rStyle w:val="VerbatimChar"/>
-        </w:rPr>
-        <w:t xml:space="preserve">│  - 최종검사 합격 확인            │</w:t>
-      </w:r>
-      <w:r>
-        <w:br/>
-      </w:r>
-      <w:r>
-        <w:rPr>
-          <w:rStyle w:val="VerbatimChar"/>
-        </w:rPr>
-        <w:t xml:space="preserve">│  - 생산 실적 집계                │</w:t>
-      </w:r>
-      <w:r>
-        <w:br/>
-      </w:r>
-      <w:r>
-        <w:rPr>
-          <w:rStyle w:val="VerbatimChar"/>
-        </w:rPr>
-        <w:t xml:space="preserve">│  - 납기 대비 실적 분석           │</w:t>
-      </w:r>
-      <w:r>
-        <w:br/>
-      </w:r>
-      <w:r>
-        <w:rPr>
-          <w:rStyle w:val="VerbatimChar"/>
-        </w:rPr>
-        <w:t xml:space="preserve">└─────────────────────────────────┘</w:t>
-      </w:r>
-    </w:p>
+    <w:tbl>
+      <w:tblPr>
+        <w:tblLook w:firstColumn="1" w:firstRow="1" w:lastColumn="0" w:lastRow="0" w:noHBand="0" w:noVBand="1" w:val="04A0"/>
+        <w:tblW w:w="8788" w:type="dxa"/>
+        <w:tblBorders>
+          <w:top w:val="single" w:sz="4" w:color="2E74B5" w:space="0"/>
+          <w:left w:val="single" w:sz="4" w:color="2E74B5" w:space="0"/>
+          <w:bottom w:val="single" w:sz="4" w:color="2E74B5" w:space="0"/>
+          <w:right w:val="single" w:sz="4" w:color="2E74B5" w:space="0"/>
+          <w:insideH w:val="single" w:sz="4" w:color="BDD7EE" w:space="0"/>
+          <w:insideV w:val="single" w:sz="2" w:color="D9D9D9" w:space="0"/>
+        </w:tblBorders>
+      </w:tblPr>
+      <w:tblGrid>
+        <w:gridCol w:w="8788"/>
+      </w:tblGrid>
+      <w:tr>
+        <w:tc>
+          <w:tcPr>
+            <w:tcW w:w="8788" w:type="dxa"/>
+            <w:tcMar>
+              <w:top w:w="80" w:type="dxa"/>
+              <w:left w:w="140" w:type="dxa"/>
+              <w:bottom w:w="80" w:type="dxa"/>
+              <w:right w:w="140" w:type="dxa"/>
+            </w:tcMar>
+          </w:tcPr>
+          <w:p>
+            <w:pPr>
+              <w:spacing w:before="0" w:after="0" w:line="240" w:lineRule="auto"/>
+            </w:pPr>
+            <w:r>
+              <w:rPr>
+                <w:rFonts w:ascii="Courier New" w:hAnsi="Courier New" w:eastAsia="NanumGothicCoding"/>
+                <w:sz w:val="18"/>
+                <w:szCs w:val="18"/>
+              </w:rPr>
+              <w:t xml:space="preserve">고객 주문 접수 / 계약검토 완료 (QP-806)</w:t>
+            </w:r>
+          </w:p>
+          <w:p>
+            <w:pPr>
+              <w:spacing w:before="0" w:after="0" w:line="240" w:lineRule="auto"/>
+            </w:pPr>
+            <w:r>
+              <w:rPr>
+                <w:rFonts w:ascii="Courier New" w:hAnsi="Courier New" w:eastAsia="NanumGothicCoding"/>
+                <w:sz w:val="18"/>
+                <w:szCs w:val="18"/>
+              </w:rPr>
+              <w:t xml:space="preserve">    │</w:t>
+            </w:r>
+          </w:p>
+          <w:p>
+            <w:pPr>
+              <w:spacing w:before="0" w:after="0" w:line="240" w:lineRule="auto"/>
+            </w:pPr>
+            <w:r>
+              <w:rPr>
+                <w:rFonts w:ascii="Courier New" w:hAnsi="Courier New" w:eastAsia="NanumGothicCoding"/>
+                <w:sz w:val="18"/>
+                <w:szCs w:val="18"/>
+              </w:rPr>
+              <w:t xml:space="preserve">    ▼</w:t>
+            </w:r>
+          </w:p>
+          <w:p>
+            <w:pPr>
+              <w:spacing w:before="0" w:after="0" w:line="240" w:lineRule="auto"/>
+            </w:pPr>
+            <w:r>
+              <w:rPr>
+                <w:rFonts w:ascii="Courier New" w:hAnsi="Courier New" w:eastAsia="NanumGothicCoding"/>
+                <w:sz w:val="18"/>
+                <w:szCs w:val="18"/>
+              </w:rPr>
+              <w:t xml:space="preserve">┌─────────────────────────────────┐</w:t>
+            </w:r>
+          </w:p>
+          <w:p>
+            <w:pPr>
+              <w:spacing w:before="0" w:after="0" w:line="240" w:lineRule="auto"/>
+            </w:pPr>
+            <w:r>
+              <w:rPr>
+                <w:rFonts w:ascii="Courier New" w:hAnsi="Courier New" w:eastAsia="NanumGothicCoding"/>
+                <w:sz w:val="18"/>
+                <w:szCs w:val="18"/>
+              </w:rPr>
+              <w:t xml:space="preserve">│  ERP 생산 오더 생성              │</w:t>
+            </w:r>
+          </w:p>
+          <w:p>
+            <w:pPr>
+              <w:spacing w:before="0" w:after="0" w:line="240" w:lineRule="auto"/>
+            </w:pPr>
+            <w:r>
+              <w:rPr>
+                <w:rFonts w:ascii="Courier New" w:hAnsi="Courier New" w:eastAsia="NanumGothicCoding"/>
+                <w:sz w:val="18"/>
+                <w:szCs w:val="18"/>
+              </w:rPr>
+              <w:t xml:space="preserve">│  (품번, 수량, 납기, BOM 확인)    │</w:t>
+            </w:r>
+          </w:p>
+          <w:p>
+            <w:pPr>
+              <w:spacing w:before="0" w:after="0" w:line="240" w:lineRule="auto"/>
+            </w:pPr>
+            <w:r>
+              <w:rPr>
+                <w:rFonts w:ascii="Courier New" w:hAnsi="Courier New" w:eastAsia="NanumGothicCoding"/>
+                <w:sz w:val="18"/>
+                <w:szCs w:val="18"/>
+              </w:rPr>
+              <w:t xml:space="preserve">└─────────────┬───────────────────┘</w:t>
+            </w:r>
+          </w:p>
+          <w:p>
+            <w:pPr>
+              <w:spacing w:before="0" w:after="0" w:line="240" w:lineRule="auto"/>
+            </w:pPr>
+            <w:r>
+              <w:rPr>
+                <w:rFonts w:ascii="Courier New" w:hAnsi="Courier New" w:eastAsia="NanumGothicCoding"/>
+                <w:sz w:val="18"/>
+                <w:szCs w:val="18"/>
+              </w:rPr>
+              <w:t xml:space="preserve">              │</w:t>
+            </w:r>
+          </w:p>
+          <w:p>
+            <w:pPr>
+              <w:spacing w:before="0" w:after="0" w:line="240" w:lineRule="auto"/>
+            </w:pPr>
+            <w:r>
+              <w:rPr>
+                <w:rFonts w:ascii="Courier New" w:hAnsi="Courier New" w:eastAsia="NanumGothicCoding"/>
+                <w:sz w:val="18"/>
+                <w:szCs w:val="18"/>
+              </w:rPr>
+              <w:t xml:space="preserve">              ▼</w:t>
+            </w:r>
+          </w:p>
+          <w:p>
+            <w:pPr>
+              <w:spacing w:before="0" w:after="0" w:line="240" w:lineRule="auto"/>
+            </w:pPr>
+            <w:r>
+              <w:rPr>
+                <w:rFonts w:ascii="Courier New" w:hAnsi="Courier New" w:eastAsia="NanumGothicCoding"/>
+                <w:sz w:val="18"/>
+                <w:szCs w:val="18"/>
+              </w:rPr>
+              <w:t xml:space="preserve">┌─────────────────────────────────┐</w:t>
+            </w:r>
+          </w:p>
+          <w:p>
+            <w:pPr>
+              <w:spacing w:before="0" w:after="0" w:line="240" w:lineRule="auto"/>
+            </w:pPr>
+            <w:r>
+              <w:rPr>
+                <w:rFonts w:ascii="Courier New" w:hAnsi="Courier New" w:eastAsia="NanumGothicCoding"/>
+                <w:sz w:val="18"/>
+                <w:szCs w:val="18"/>
+              </w:rPr>
+              <w:t xml:space="preserve">│  제품 실현 계획 수립             │</w:t>
+            </w:r>
+          </w:p>
+          <w:p>
+            <w:pPr>
+              <w:spacing w:before="0" w:after="0" w:line="240" w:lineRule="auto"/>
+            </w:pPr>
+            <w:r>
+              <w:rPr>
+                <w:rFonts w:ascii="Courier New" w:hAnsi="Courier New" w:eastAsia="NanumGothicCoding"/>
+                <w:sz w:val="18"/>
+                <w:szCs w:val="18"/>
+              </w:rPr>
+              <w:t xml:space="preserve">│  ┌──────────────────────┐       │</w:t>
+            </w:r>
+          </w:p>
+          <w:p>
+            <w:pPr>
+              <w:spacing w:before="0" w:after="0" w:line="240" w:lineRule="auto"/>
+            </w:pPr>
+            <w:r>
+              <w:rPr>
+                <w:rFonts w:ascii="Courier New" w:hAnsi="Courier New" w:eastAsia="NanumGothicCoding"/>
+                <w:sz w:val="18"/>
+                <w:szCs w:val="18"/>
+              </w:rPr>
+              <w:t xml:space="preserve">│  │ (1) 공정 흐름 결정    │       │</w:t>
+            </w:r>
+          </w:p>
+          <w:p>
+            <w:pPr>
+              <w:spacing w:before="0" w:after="0" w:line="240" w:lineRule="auto"/>
+            </w:pPr>
+            <w:r>
+              <w:rPr>
+                <w:rFonts w:ascii="Courier New" w:hAnsi="Courier New" w:eastAsia="NanumGothicCoding"/>
+                <w:sz w:val="18"/>
+                <w:szCs w:val="18"/>
+              </w:rPr>
+              <w:t xml:space="preserve">│  │ (2) BOM/자재 확인     │       │</w:t>
+            </w:r>
+          </w:p>
+          <w:p>
+            <w:pPr>
+              <w:spacing w:before="0" w:after="0" w:line="240" w:lineRule="auto"/>
+            </w:pPr>
+            <w:r>
+              <w:rPr>
+                <w:rFonts w:ascii="Courier New" w:hAnsi="Courier New" w:eastAsia="NanumGothicCoding"/>
+                <w:sz w:val="18"/>
+                <w:szCs w:val="18"/>
+              </w:rPr>
+              <w:t xml:space="preserve">│  │ (3) Routing 결정      │       │</w:t>
+            </w:r>
+          </w:p>
+          <w:p>
+            <w:pPr>
+              <w:spacing w:before="0" w:after="0" w:line="240" w:lineRule="auto"/>
+            </w:pPr>
+            <w:r>
+              <w:rPr>
+                <w:rFonts w:ascii="Courier New" w:hAnsi="Courier New" w:eastAsia="NanumGothicCoding"/>
+                <w:sz w:val="18"/>
+                <w:szCs w:val="18"/>
+              </w:rPr>
+              <w:t xml:space="preserve">│  │ (4) 자원 배분         │       │</w:t>
+            </w:r>
+          </w:p>
+          <w:p>
+            <w:pPr>
+              <w:spacing w:before="0" w:after="0" w:line="240" w:lineRule="auto"/>
+            </w:pPr>
+            <w:r>
+              <w:rPr>
+                <w:rFonts w:ascii="Courier New" w:hAnsi="Courier New" w:eastAsia="NanumGothicCoding"/>
+                <w:sz w:val="18"/>
+                <w:szCs w:val="18"/>
+              </w:rPr>
+              <w:t xml:space="preserve">│  │ (5) 일정 수립         │       │</w:t>
+            </w:r>
+          </w:p>
+          <w:p>
+            <w:pPr>
+              <w:spacing w:before="0" w:after="0" w:line="240" w:lineRule="auto"/>
+            </w:pPr>
+            <w:r>
+              <w:rPr>
+                <w:rFonts w:ascii="Courier New" w:hAnsi="Courier New" w:eastAsia="NanumGothicCoding"/>
+                <w:sz w:val="18"/>
+                <w:szCs w:val="18"/>
+              </w:rPr>
+              <w:t xml:space="preserve">│  └──────────────────────┘       │</w:t>
+            </w:r>
+          </w:p>
+          <w:p>
+            <w:pPr>
+              <w:spacing w:before="0" w:after="0" w:line="240" w:lineRule="auto"/>
+            </w:pPr>
+            <w:r>
+              <w:rPr>
+                <w:rFonts w:ascii="Courier New" w:hAnsi="Courier New" w:eastAsia="NanumGothicCoding"/>
+                <w:sz w:val="18"/>
+                <w:szCs w:val="18"/>
+              </w:rPr>
+              <w:t xml:space="preserve">└─────────────┬───────────────────┘</w:t>
+            </w:r>
+          </w:p>
+          <w:p>
+            <w:pPr>
+              <w:spacing w:before="0" w:after="0" w:line="240" w:lineRule="auto"/>
+            </w:pPr>
+            <w:r>
+              <w:rPr>
+                <w:rFonts w:ascii="Courier New" w:hAnsi="Courier New" w:eastAsia="NanumGothicCoding"/>
+                <w:sz w:val="18"/>
+                <w:szCs w:val="18"/>
+              </w:rPr>
+              <w:t xml:space="preserve">              │</w:t>
+            </w:r>
+          </w:p>
+          <w:p>
+            <w:pPr>
+              <w:spacing w:before="0" w:after="0" w:line="240" w:lineRule="auto"/>
+            </w:pPr>
+            <w:r>
+              <w:rPr>
+                <w:rFonts w:ascii="Courier New" w:hAnsi="Courier New" w:eastAsia="NanumGothicCoding"/>
+                <w:sz w:val="18"/>
+                <w:szCs w:val="18"/>
+              </w:rPr>
+              <w:t xml:space="preserve">              ▼</w:t>
+            </w:r>
+          </w:p>
+          <w:p>
+            <w:pPr>
+              <w:spacing w:before="0" w:after="0" w:line="240" w:lineRule="auto"/>
+            </w:pPr>
+            <w:r>
+              <w:rPr>
+                <w:rFonts w:ascii="Courier New" w:hAnsi="Courier New" w:eastAsia="NanumGothicCoding"/>
+                <w:sz w:val="18"/>
+                <w:szCs w:val="18"/>
+              </w:rPr>
+              <w:t xml:space="preserve">┌─────────────────────────────────┐</w:t>
+            </w:r>
+          </w:p>
+          <w:p>
+            <w:pPr>
+              <w:spacing w:before="0" w:after="0" w:line="240" w:lineRule="auto"/>
+            </w:pPr>
+            <w:r>
+              <w:rPr>
+                <w:rFonts w:ascii="Courier New" w:hAnsi="Courier New" w:eastAsia="NanumGothicCoding"/>
+                <w:sz w:val="18"/>
+                <w:szCs w:val="18"/>
+              </w:rPr>
+              <w:t xml:space="preserve">│  리스크 평가 (QP-802 연계)       │</w:t>
+            </w:r>
+          </w:p>
+          <w:p>
+            <w:pPr>
+              <w:spacing w:before="0" w:after="0" w:line="240" w:lineRule="auto"/>
+            </w:pPr>
+            <w:r>
+              <w:rPr>
+                <w:rFonts w:ascii="Courier New" w:hAnsi="Courier New" w:eastAsia="NanumGothicCoding"/>
+                <w:sz w:val="18"/>
+                <w:szCs w:val="18"/>
+              </w:rPr>
+              <w:t xml:space="preserve">│  - 신규 제품/공정: FMEA 실시     │</w:t>
+            </w:r>
+          </w:p>
+          <w:p>
+            <w:pPr>
+              <w:spacing w:before="0" w:after="0" w:line="240" w:lineRule="auto"/>
+            </w:pPr>
+            <w:r>
+              <w:rPr>
+                <w:rFonts w:ascii="Courier New" w:hAnsi="Courier New" w:eastAsia="NanumGothicCoding"/>
+                <w:sz w:val="18"/>
+                <w:szCs w:val="18"/>
+              </w:rPr>
+              <w:t xml:space="preserve">│  - 기존 제품: 기존 FMEA 검토     │</w:t>
+            </w:r>
+          </w:p>
+          <w:p>
+            <w:pPr>
+              <w:spacing w:before="0" w:after="0" w:line="240" w:lineRule="auto"/>
+            </w:pPr>
+            <w:r>
+              <w:rPr>
+                <w:rFonts w:ascii="Courier New" w:hAnsi="Courier New" w:eastAsia="NanumGothicCoding"/>
+                <w:sz w:val="18"/>
+                <w:szCs w:val="18"/>
+              </w:rPr>
+              <w:t xml:space="preserve">└─────────────┬───────────────────┘</w:t>
+            </w:r>
+          </w:p>
+          <w:p>
+            <w:pPr>
+              <w:spacing w:before="0" w:after="0" w:line="240" w:lineRule="auto"/>
+            </w:pPr>
+            <w:r>
+              <w:rPr>
+                <w:rFonts w:ascii="Courier New" w:hAnsi="Courier New" w:eastAsia="NanumGothicCoding"/>
+                <w:sz w:val="18"/>
+                <w:szCs w:val="18"/>
+              </w:rPr>
+              <w:t xml:space="preserve">              │</w:t>
+            </w:r>
+          </w:p>
+          <w:p>
+            <w:pPr>
+              <w:spacing w:before="0" w:after="0" w:line="240" w:lineRule="auto"/>
+            </w:pPr>
+            <w:r>
+              <w:rPr>
+                <w:rFonts w:ascii="Courier New" w:hAnsi="Courier New" w:eastAsia="NanumGothicCoding"/>
+                <w:sz w:val="18"/>
+                <w:szCs w:val="18"/>
+              </w:rPr>
+              <w:t xml:space="preserve">              ▼</w:t>
+            </w:r>
+          </w:p>
+          <w:p>
+            <w:pPr>
+              <w:spacing w:before="0" w:after="0" w:line="240" w:lineRule="auto"/>
+            </w:pPr>
+            <w:r>
+              <w:rPr>
+                <w:rFonts w:ascii="Courier New" w:hAnsi="Courier New" w:eastAsia="NanumGothicCoding"/>
+                <w:sz w:val="18"/>
+                <w:szCs w:val="18"/>
+              </w:rPr>
+              <w:t xml:space="preserve">┌─────────────────────────────────┐</w:t>
+            </w:r>
+          </w:p>
+          <w:p>
+            <w:pPr>
+              <w:spacing w:before="0" w:after="0" w:line="240" w:lineRule="auto"/>
+            </w:pPr>
+            <w:r>
+              <w:rPr>
+                <w:rFonts w:ascii="Courier New" w:hAnsi="Courier New" w:eastAsia="NanumGothicCoding"/>
+                <w:sz w:val="18"/>
+                <w:szCs w:val="18"/>
+              </w:rPr>
+              <w:t xml:space="preserve">│  관리 계획서 (Control Plan) 수립 │</w:t>
+            </w:r>
+          </w:p>
+          <w:p>
+            <w:pPr>
+              <w:spacing w:before="0" w:after="0" w:line="240" w:lineRule="auto"/>
+            </w:pPr>
+            <w:r>
+              <w:rPr>
+                <w:rFonts w:ascii="Courier New" w:hAnsi="Courier New" w:eastAsia="NanumGothicCoding"/>
+                <w:sz w:val="18"/>
+                <w:szCs w:val="18"/>
+              </w:rPr>
+              <w:t xml:space="preserve">│  - 공정별 관리 항목/방법/빈도    │</w:t>
+            </w:r>
+          </w:p>
+          <w:p>
+            <w:pPr>
+              <w:spacing w:before="0" w:after="0" w:line="240" w:lineRule="auto"/>
+            </w:pPr>
+            <w:r>
+              <w:rPr>
+                <w:rFonts w:ascii="Courier New" w:hAnsi="Courier New" w:eastAsia="NanumGothicCoding"/>
+                <w:sz w:val="18"/>
+                <w:szCs w:val="18"/>
+              </w:rPr>
+              <w:t xml:space="preserve">│  - 검사 포인트 결정              │</w:t>
+            </w:r>
+          </w:p>
+          <w:p>
+            <w:pPr>
+              <w:spacing w:before="0" w:after="0" w:line="240" w:lineRule="auto"/>
+            </w:pPr>
+            <w:r>
+              <w:rPr>
+                <w:rFonts w:ascii="Courier New" w:hAnsi="Courier New" w:eastAsia="NanumGothicCoding"/>
+                <w:sz w:val="18"/>
+                <w:szCs w:val="18"/>
+              </w:rPr>
+              <w:t xml:space="preserve">└─────────────┬───────────────────┘</w:t>
+            </w:r>
+          </w:p>
+          <w:p>
+            <w:pPr>
+              <w:spacing w:before="0" w:after="0" w:line="240" w:lineRule="auto"/>
+            </w:pPr>
+            <w:r>
+              <w:rPr>
+                <w:rFonts w:ascii="Courier New" w:hAnsi="Courier New" w:eastAsia="NanumGothicCoding"/>
+                <w:sz w:val="18"/>
+                <w:szCs w:val="18"/>
+              </w:rPr>
+              <w:t xml:space="preserve">              │</w:t>
+            </w:r>
+          </w:p>
+          <w:p>
+            <w:pPr>
+              <w:spacing w:before="0" w:after="0" w:line="240" w:lineRule="auto"/>
+            </w:pPr>
+            <w:r>
+              <w:rPr>
+                <w:rFonts w:ascii="Courier New" w:hAnsi="Courier New" w:eastAsia="NanumGothicCoding"/>
+                <w:sz w:val="18"/>
+                <w:szCs w:val="18"/>
+              </w:rPr>
+              <w:t xml:space="preserve">              ▼</w:t>
+            </w:r>
+          </w:p>
+          <w:p>
+            <w:pPr>
+              <w:spacing w:before="0" w:after="0" w:line="240" w:lineRule="auto"/>
+            </w:pPr>
+            <w:r>
+              <w:rPr>
+                <w:rFonts w:ascii="Courier New" w:hAnsi="Courier New" w:eastAsia="NanumGothicCoding"/>
+                <w:sz w:val="18"/>
+                <w:szCs w:val="18"/>
+              </w:rPr>
+              <w:t xml:space="preserve">┌─────────────────────────────────┐</w:t>
+            </w:r>
+          </w:p>
+          <w:p>
+            <w:pPr>
+              <w:spacing w:before="0" w:after="0" w:line="240" w:lineRule="auto"/>
+            </w:pPr>
+            <w:r>
+              <w:rPr>
+                <w:rFonts w:ascii="Courier New" w:hAnsi="Courier New" w:eastAsia="NanumGothicCoding"/>
+                <w:sz w:val="18"/>
+                <w:szCs w:val="18"/>
+              </w:rPr>
+              <w:t xml:space="preserve">│  자재 가용성 확인 (ERP)          │</w:t>
+            </w:r>
+          </w:p>
+          <w:p>
+            <w:pPr>
+              <w:spacing w:before="0" w:after="0" w:line="240" w:lineRule="auto"/>
+            </w:pPr>
+            <w:r>
+              <w:rPr>
+                <w:rFonts w:ascii="Courier New" w:hAnsi="Courier New" w:eastAsia="NanumGothicCoding"/>
+                <w:sz w:val="18"/>
+                <w:szCs w:val="18"/>
+              </w:rPr>
+              <w:t xml:space="preserve">│  ┌───────────┐  ┌────────────┐  │</w:t>
+            </w:r>
+          </w:p>
+          <w:p>
+            <w:pPr>
+              <w:spacing w:before="0" w:after="0" w:line="240" w:lineRule="auto"/>
+            </w:pPr>
+            <w:r>
+              <w:rPr>
+                <w:rFonts w:ascii="Courier New" w:hAnsi="Courier New" w:eastAsia="NanumGothicCoding"/>
+                <w:sz w:val="18"/>
+                <w:szCs w:val="18"/>
+              </w:rPr>
+              <w:t xml:space="preserve">│  │ 재고 확인  │  │ 구매 의뢰  │  │</w:t>
+            </w:r>
+          </w:p>
+          <w:p>
+            <w:pPr>
+              <w:spacing w:before="0" w:after="0" w:line="240" w:lineRule="auto"/>
+            </w:pPr>
+            <w:r>
+              <w:rPr>
+                <w:rFonts w:ascii="Courier New" w:hAnsi="Courier New" w:eastAsia="NanumGothicCoding"/>
+                <w:sz w:val="18"/>
+                <w:szCs w:val="18"/>
+              </w:rPr>
+              <w:t xml:space="preserve">│  └───────────┘  └────────────┘  │</w:t>
+            </w:r>
+          </w:p>
+          <w:p>
+            <w:pPr>
+              <w:spacing w:before="0" w:after="0" w:line="240" w:lineRule="auto"/>
+            </w:pPr>
+            <w:r>
+              <w:rPr>
+                <w:rFonts w:ascii="Courier New" w:hAnsi="Courier New" w:eastAsia="NanumGothicCoding"/>
+                <w:sz w:val="18"/>
+                <w:szCs w:val="18"/>
+              </w:rPr>
+              <w:t xml:space="preserve">└─────────────┬───────────────────┘</w:t>
+            </w:r>
+          </w:p>
+          <w:p>
+            <w:pPr>
+              <w:spacing w:before="0" w:after="0" w:line="240" w:lineRule="auto"/>
+            </w:pPr>
+            <w:r>
+              <w:rPr>
+                <w:rFonts w:ascii="Courier New" w:hAnsi="Courier New" w:eastAsia="NanumGothicCoding"/>
+                <w:sz w:val="18"/>
+                <w:szCs w:val="18"/>
+              </w:rPr>
+              <w:t xml:space="preserve">              │</w:t>
+            </w:r>
+          </w:p>
+          <w:p>
+            <w:pPr>
+              <w:spacing w:before="0" w:after="0" w:line="240" w:lineRule="auto"/>
+            </w:pPr>
+            <w:r>
+              <w:rPr>
+                <w:rFonts w:ascii="Courier New" w:hAnsi="Courier New" w:eastAsia="NanumGothicCoding"/>
+                <w:sz w:val="18"/>
+                <w:szCs w:val="18"/>
+              </w:rPr>
+              <w:t xml:space="preserve">              ▼</w:t>
+            </w:r>
+          </w:p>
+          <w:p>
+            <w:pPr>
+              <w:spacing w:before="0" w:after="0" w:line="240" w:lineRule="auto"/>
+            </w:pPr>
+            <w:r>
+              <w:rPr>
+                <w:rFonts w:ascii="Courier New" w:hAnsi="Courier New" w:eastAsia="NanumGothicCoding"/>
+                <w:sz w:val="18"/>
+                <w:szCs w:val="18"/>
+              </w:rPr>
+              <w:t xml:space="preserve">┌─────────────────────────────────┐</w:t>
+            </w:r>
+          </w:p>
+          <w:p>
+            <w:pPr>
+              <w:spacing w:before="0" w:after="0" w:line="240" w:lineRule="auto"/>
+            </w:pPr>
+            <w:r>
+              <w:rPr>
+                <w:rFonts w:ascii="Courier New" w:hAnsi="Courier New" w:eastAsia="NanumGothicCoding"/>
+                <w:sz w:val="18"/>
+                <w:szCs w:val="18"/>
+              </w:rPr>
+              <w:t xml:space="preserve">│  ERP 생산 오더 확정 및 릴리스    │</w:t>
+            </w:r>
+          </w:p>
+          <w:p>
+            <w:pPr>
+              <w:spacing w:before="0" w:after="0" w:line="240" w:lineRule="auto"/>
+            </w:pPr>
+            <w:r>
+              <w:rPr>
+                <w:rFonts w:ascii="Courier New" w:hAnsi="Courier New" w:eastAsia="NanumGothicCoding"/>
+                <w:sz w:val="18"/>
+                <w:szCs w:val="18"/>
+              </w:rPr>
+              <w:t xml:space="preserve">│  - 작업 지시서 발행              │</w:t>
+            </w:r>
+          </w:p>
+          <w:p>
+            <w:pPr>
+              <w:spacing w:before="0" w:after="0" w:line="240" w:lineRule="auto"/>
+            </w:pPr>
+            <w:r>
+              <w:rPr>
+                <w:rFonts w:ascii="Courier New" w:hAnsi="Courier New" w:eastAsia="NanumGothicCoding"/>
+                <w:sz w:val="18"/>
+                <w:szCs w:val="18"/>
+              </w:rPr>
+              <w:t xml:space="preserve">│  - 자재 불출 지시                │</w:t>
+            </w:r>
+          </w:p>
+          <w:p>
+            <w:pPr>
+              <w:spacing w:before="0" w:after="0" w:line="240" w:lineRule="auto"/>
+            </w:pPr>
+            <w:r>
+              <w:rPr>
+                <w:rFonts w:ascii="Courier New" w:hAnsi="Courier New" w:eastAsia="NanumGothicCoding"/>
+                <w:sz w:val="18"/>
+                <w:szCs w:val="18"/>
+              </w:rPr>
+              <w:t xml:space="preserve">└─────────────┬───────────────────┘</w:t>
+            </w:r>
+          </w:p>
+          <w:p>
+            <w:pPr>
+              <w:spacing w:before="0" w:after="0" w:line="240" w:lineRule="auto"/>
+            </w:pPr>
+            <w:r>
+              <w:rPr>
+                <w:rFonts w:ascii="Courier New" w:hAnsi="Courier New" w:eastAsia="NanumGothicCoding"/>
+                <w:sz w:val="18"/>
+                <w:szCs w:val="18"/>
+              </w:rPr>
+              <w:t xml:space="preserve">              │</w:t>
+            </w:r>
+          </w:p>
+          <w:p>
+            <w:pPr>
+              <w:spacing w:before="0" w:after="0" w:line="240" w:lineRule="auto"/>
+            </w:pPr>
+            <w:r>
+              <w:rPr>
+                <w:rFonts w:ascii="Courier New" w:hAnsi="Courier New" w:eastAsia="NanumGothicCoding"/>
+                <w:sz w:val="18"/>
+                <w:szCs w:val="18"/>
+              </w:rPr>
+              <w:t xml:space="preserve">              ▼</w:t>
+            </w:r>
+          </w:p>
+          <w:p>
+            <w:pPr>
+              <w:spacing w:before="0" w:after="0" w:line="240" w:lineRule="auto"/>
+            </w:pPr>
+            <w:r>
+              <w:rPr>
+                <w:rFonts w:ascii="Courier New" w:hAnsi="Courier New" w:eastAsia="NanumGothicCoding"/>
+                <w:sz w:val="18"/>
+                <w:szCs w:val="18"/>
+              </w:rPr>
+              <w:t xml:space="preserve">┌─────────────────────────────────┐</w:t>
+            </w:r>
+          </w:p>
+          <w:p>
+            <w:pPr>
+              <w:spacing w:before="0" w:after="0" w:line="240" w:lineRule="auto"/>
+            </w:pPr>
+            <w:r>
+              <w:rPr>
+                <w:rFonts w:ascii="Courier New" w:hAnsi="Courier New" w:eastAsia="NanumGothicCoding"/>
+                <w:sz w:val="18"/>
+                <w:szCs w:val="18"/>
+              </w:rPr>
+              <w:t xml:space="preserve">│  생산 실행 (QP-810)              │</w:t>
+            </w:r>
+          </w:p>
+          <w:p>
+            <w:pPr>
+              <w:spacing w:before="0" w:after="0" w:line="240" w:lineRule="auto"/>
+            </w:pPr>
+            <w:r>
+              <w:rPr>
+                <w:rFonts w:ascii="Courier New" w:hAnsi="Courier New" w:eastAsia="NanumGothicCoding"/>
+                <w:sz w:val="18"/>
+                <w:szCs w:val="18"/>
+              </w:rPr>
+              <w:t xml:space="preserve">│  - 공정 수행 / 공정 검사         │</w:t>
+            </w:r>
+          </w:p>
+          <w:p>
+            <w:pPr>
+              <w:spacing w:before="0" w:after="0" w:line="240" w:lineRule="auto"/>
+            </w:pPr>
+            <w:r>
+              <w:rPr>
+                <w:rFonts w:ascii="Courier New" w:hAnsi="Courier New" w:eastAsia="NanumGothicCoding"/>
+                <w:sz w:val="18"/>
+                <w:szCs w:val="18"/>
+              </w:rPr>
+              <w:t xml:space="preserve">│  - ERP 실적 입력                 │</w:t>
+            </w:r>
+          </w:p>
+          <w:p>
+            <w:pPr>
+              <w:spacing w:before="0" w:after="0" w:line="240" w:lineRule="auto"/>
+            </w:pPr>
+            <w:r>
+              <w:rPr>
+                <w:rFonts w:ascii="Courier New" w:hAnsi="Courier New" w:eastAsia="NanumGothicCoding"/>
+                <w:sz w:val="18"/>
+                <w:szCs w:val="18"/>
+              </w:rPr>
+              <w:t xml:space="preserve">└─────────────┬───────────────────┘</w:t>
+            </w:r>
+          </w:p>
+          <w:p>
+            <w:pPr>
+              <w:spacing w:before="0" w:after="0" w:line="240" w:lineRule="auto"/>
+            </w:pPr>
+            <w:r>
+              <w:rPr>
+                <w:rFonts w:ascii="Courier New" w:hAnsi="Courier New" w:eastAsia="NanumGothicCoding"/>
+                <w:sz w:val="18"/>
+                <w:szCs w:val="18"/>
+              </w:rPr>
+              <w:t xml:space="preserve">              │</w:t>
+            </w:r>
+          </w:p>
+          <w:p>
+            <w:pPr>
+              <w:spacing w:before="0" w:after="0" w:line="240" w:lineRule="auto"/>
+            </w:pPr>
+            <w:r>
+              <w:rPr>
+                <w:rFonts w:ascii="Courier New" w:hAnsi="Courier New" w:eastAsia="NanumGothicCoding"/>
+                <w:sz w:val="18"/>
+                <w:szCs w:val="18"/>
+              </w:rPr>
+              <w:t xml:space="preserve">              ▼</w:t>
+            </w:r>
+          </w:p>
+          <w:p>
+            <w:pPr>
+              <w:spacing w:before="0" w:after="0" w:line="240" w:lineRule="auto"/>
+            </w:pPr>
+            <w:r>
+              <w:rPr>
+                <w:rFonts w:ascii="Courier New" w:hAnsi="Courier New" w:eastAsia="NanumGothicCoding"/>
+                <w:sz w:val="18"/>
+                <w:szCs w:val="18"/>
+              </w:rPr>
+              <w:t xml:space="preserve">┌─────────────────────────────────┐</w:t>
+            </w:r>
+          </w:p>
+          <w:p>
+            <w:pPr>
+              <w:spacing w:before="0" w:after="0" w:line="240" w:lineRule="auto"/>
+            </w:pPr>
+            <w:r>
+              <w:rPr>
+                <w:rFonts w:ascii="Courier New" w:hAnsi="Courier New" w:eastAsia="NanumGothicCoding"/>
+                <w:sz w:val="18"/>
+                <w:szCs w:val="18"/>
+              </w:rPr>
+              <w:t xml:space="preserve">│  완료 확인 / ERP 오더 마감       │</w:t>
+            </w:r>
+          </w:p>
+          <w:p>
+            <w:pPr>
+              <w:spacing w:before="0" w:after="0" w:line="240" w:lineRule="auto"/>
+            </w:pPr>
+            <w:r>
+              <w:rPr>
+                <w:rFonts w:ascii="Courier New" w:hAnsi="Courier New" w:eastAsia="NanumGothicCoding"/>
+                <w:sz w:val="18"/>
+                <w:szCs w:val="18"/>
+              </w:rPr>
+              <w:t xml:space="preserve">│  - 최종검사 합격 확인            │</w:t>
+            </w:r>
+          </w:p>
+          <w:p>
+            <w:pPr>
+              <w:spacing w:before="0" w:after="0" w:line="240" w:lineRule="auto"/>
+            </w:pPr>
+            <w:r>
+              <w:rPr>
+                <w:rFonts w:ascii="Courier New" w:hAnsi="Courier New" w:eastAsia="NanumGothicCoding"/>
+                <w:sz w:val="18"/>
+                <w:szCs w:val="18"/>
+              </w:rPr>
+              <w:t xml:space="preserve">│  - 생산 실적 집계                │</w:t>
+            </w:r>
+          </w:p>
+          <w:p>
+            <w:pPr>
+              <w:spacing w:before="0" w:after="0" w:line="240" w:lineRule="auto"/>
+            </w:pPr>
+            <w:r>
+              <w:rPr>
+                <w:rFonts w:ascii="Courier New" w:hAnsi="Courier New" w:eastAsia="NanumGothicCoding"/>
+                <w:sz w:val="18"/>
+                <w:szCs w:val="18"/>
+              </w:rPr>
+              <w:t xml:space="preserve">│  - 납기 대비 실적 분석           │</w:t>
+            </w:r>
+          </w:p>
+          <w:p>
+            <w:pPr>
+              <w:spacing w:before="0" w:after="0" w:line="240" w:lineRule="auto"/>
+            </w:pPr>
+            <w:r>
+              <w:rPr>
+                <w:rFonts w:ascii="Courier New" w:hAnsi="Courier New" w:eastAsia="NanumGothicCoding"/>
+                <w:sz w:val="18"/>
+                <w:szCs w:val="18"/>
+              </w:rPr>
+              <w:t xml:space="preserve">└─────────────────────────────────┘</w:t>
+            </w:r>
+          </w:p>
+        </w:tc>
+      </w:tr>
+    </w:tbl>
     <w:bookmarkEnd w:id="20"/>
     <w:bookmarkStart w:id="24" w:name="자원-결정"/>
     <w:p>
@@ -3433,7 +3643,7 @@
         </w:trPr>
         <w:tc>
           <w:tcPr>
-            <w:tcW w:w="2460" w:type="dxa"/>
+            <w:tcW w:w="2138" w:type="dxa"/>
             <w:tcMar>
               <w:top w:w="60" w:type="dxa"/>
               <w:left w:w="120" w:type="dxa"/>
@@ -3454,7 +3664,7 @@
         </w:tc>
         <w:tc>
           <w:tcPr>
-            <w:tcW w:w="6328" w:type="dxa"/>
+            <w:tcW w:w="6650" w:type="dxa"/>
             <w:tcMar>
               <w:top w:w="60" w:type="dxa"/>
               <w:left w:w="120" w:type="dxa"/>
@@ -3476,9 +3686,7 @@
       </w:tr>
       <w:tr>
         <w:tc>
-          <w:tcPr>
-            <w:tcW w:w="2460" w:type="dxa"/>
-          </w:tcPr>
+          <w:tcPr/>
           <w:p>
             <w:pPr>
               <w:pStyle w:val="Compact"/>
@@ -3490,7 +3698,7 @@
         </w:tc>
         <w:tc>
           <w:tcPr>
-            <w:tcW w:w="6328" w:type="dxa"/>
+            <w:tcW w:w="6650" w:type="dxa"/>
             <w:tcMar>
               <w:top w:w="60" w:type="dxa"/>
               <w:left w:w="120" w:type="dxa"/>
@@ -3523,6 +3731,7 @@
         </w:tc>
         <w:tc>
           <w:tcPr>
+            <w:tcW w:w="6650" w:type="dxa"/>
             <w:tcMar>
               <w:top w:w="60" w:type="dxa"/>
               <w:left w:w="120" w:type="dxa"/>
@@ -3543,18 +3752,10 @@
       </w:tr>
       <w:tr>
         <w:tc>
-          <w:tcPr>
-            <w:tcMar>
-              <w:top w:w="60" w:type="dxa"/>
-              <w:left w:w="120" w:type="dxa"/>
-              <w:bottom w:w="60" w:type="dxa"/>
-              <w:right w:w="120" w:type="dxa"/>
-            </w:tcMar>
-          </w:tcPr>
-          <w:p>
-            <w:pPr>
-              <w:pStyle w:val="Compact"/>
-              <w:wordWrap w:val="1"/>
+          <w:tcPr/>
+          <w:p>
+            <w:pPr>
+              <w:pStyle w:val="Compact"/>
             </w:pPr>
             <w:r>
               <w:t xml:space="preserve">특수공정 자격</w:t>
@@ -3563,7 +3764,6 @@
         </w:tc>
         <w:tc>
           <w:tcPr>
-            <w:tcW w:w="6328" w:type="dxa"/>
             <w:tcMar>
               <w:top w:w="60" w:type="dxa"/>
               <w:left w:w="120" w:type="dxa"/>
@@ -3618,7 +3818,7 @@
         </w:trPr>
         <w:tc>
           <w:tcPr>
-            <w:tcW w:w="2460" w:type="dxa"/>
+            <w:tcW w:w="1943" w:type="dxa"/>
             <w:tcMar>
               <w:top w:w="60" w:type="dxa"/>
               <w:left w:w="120" w:type="dxa"/>
@@ -3639,7 +3839,7 @@
         </w:tc>
         <w:tc>
           <w:tcPr>
-            <w:tcW w:w="6328" w:type="dxa"/>
+            <w:tcW w:w="6845" w:type="dxa"/>
             <w:tcMar>
               <w:top w:w="60" w:type="dxa"/>
               <w:left w:w="120" w:type="dxa"/>
@@ -3661,9 +3861,7 @@
       </w:tr>
       <w:tr>
         <w:tc>
-          <w:tcPr>
-            <w:tcW w:w="2460" w:type="dxa"/>
-          </w:tcPr>
+          <w:tcPr/>
           <w:p>
             <w:pPr>
               <w:pStyle w:val="Compact"/>
@@ -3675,7 +3873,7 @@
         </w:tc>
         <w:tc>
           <w:tcPr>
-            <w:tcW w:w="6328" w:type="dxa"/>
+            <w:tcW w:w="6845" w:type="dxa"/>
             <w:tcMar>
               <w:top w:w="60" w:type="dxa"/>
               <w:left w:w="120" w:type="dxa"/>
@@ -3707,10 +3905,19 @@
           </w:p>
         </w:tc>
         <w:tc>
-          <w:tcPr/>
-          <w:p>
-            <w:pPr>
-              <w:pStyle w:val="Compact"/>
+          <w:tcPr>
+            <w:tcW w:w="6845" w:type="dxa"/>
+            <w:tcMar>
+              <w:top w:w="60" w:type="dxa"/>
+              <w:left w:w="120" w:type="dxa"/>
+              <w:bottom w:w="60" w:type="dxa"/>
+              <w:right w:w="120" w:type="dxa"/>
+            </w:tcMar>
+          </w:tcPr>
+          <w:p>
+            <w:pPr>
+              <w:pStyle w:val="Compact"/>
+              <w:wordWrap w:val="1"/>
             </w:pPr>
             <w:r>
               <w:t xml:space="preserve">해당 제품 생산에 필요한 금형, 치공구, 게이지 가용성</w:t>
@@ -3720,18 +3927,10 @@
       </w:tr>
       <w:tr>
         <w:tc>
-          <w:tcPr>
-            <w:tcMar>
-              <w:top w:w="60" w:type="dxa"/>
-              <w:left w:w="120" w:type="dxa"/>
-              <w:bottom w:w="60" w:type="dxa"/>
-              <w:right w:w="120" w:type="dxa"/>
-            </w:tcMar>
-          </w:tcPr>
-          <w:p>
-            <w:pPr>
-              <w:pStyle w:val="Compact"/>
-              <w:wordWrap w:val="1"/>
+          <w:tcPr/>
+          <w:p>
+            <w:pPr>
+              <w:pStyle w:val="Compact"/>
             </w:pPr>
             <w:r>
               <w:t xml:space="preserve">측정장비</w:t>
@@ -3740,7 +3939,6 @@
         </w:tc>
         <w:tc>
           <w:tcPr>
-            <w:tcW w:w="6328" w:type="dxa"/>
             <w:tcMar>
               <w:top w:w="60" w:type="dxa"/>
               <w:left w:w="120" w:type="dxa"/>
@@ -3794,7 +3992,7 @@
         </w:trPr>
         <w:tc>
           <w:tcPr>
-            <w:tcW w:w="2460" w:type="dxa"/>
+            <w:tcW w:w="2138" w:type="dxa"/>
             <w:tcMar>
               <w:top w:w="60" w:type="dxa"/>
               <w:left w:w="120" w:type="dxa"/>
@@ -3815,7 +4013,7 @@
         </w:tc>
         <w:tc>
           <w:tcPr>
-            <w:tcW w:w="6328" w:type="dxa"/>
+            <w:tcW w:w="6650" w:type="dxa"/>
             <w:tcMar>
               <w:top w:w="60" w:type="dxa"/>
               <w:left w:w="120" w:type="dxa"/>
@@ -3837,9 +4035,7 @@
       </w:tr>
       <w:tr>
         <w:tc>
-          <w:tcPr>
-            <w:tcW w:w="2460" w:type="dxa"/>
-          </w:tcPr>
+          <w:tcPr/>
           <w:p>
             <w:pPr>
               <w:pStyle w:val="Compact"/>
@@ -3851,7 +4047,7 @@
         </w:tc>
         <w:tc>
           <w:tcPr>
-            <w:tcW w:w="6328" w:type="dxa"/>
+            <w:tcW w:w="6650" w:type="dxa"/>
             <w:tcMar>
               <w:top w:w="60" w:type="dxa"/>
               <w:left w:w="120" w:type="dxa"/>
@@ -3884,6 +4080,7 @@
         </w:tc>
         <w:tc>
           <w:tcPr>
+            <w:tcW w:w="6650" w:type="dxa"/>
             <w:tcMar>
               <w:top w:w="60" w:type="dxa"/>
               <w:left w:w="120" w:type="dxa"/>
@@ -3915,9 +4112,7 @@
           </w:p>
         </w:tc>
         <w:tc>
-          <w:tcPr>
-            <w:tcW w:w="6328" w:type="dxa"/>
-          </w:tcPr>
+          <w:tcPr/>
           <w:p>
             <w:pPr>
               <w:pStyle w:val="Compact"/>
@@ -3930,19 +4125,10 @@
       </w:tr>
       <w:tr>
         <w:tc>
-          <w:tcPr>
-            <w:tcW w:w="2460" w:type="dxa"/>
-            <w:tcMar>
-              <w:top w:w="60" w:type="dxa"/>
-              <w:left w:w="120" w:type="dxa"/>
-              <w:bottom w:w="60" w:type="dxa"/>
-              <w:right w:w="120" w:type="dxa"/>
-            </w:tcMar>
-          </w:tcPr>
-          <w:p>
-            <w:pPr>
-              <w:pStyle w:val="Compact"/>
-              <w:wordWrap w:val="1"/>
+          <w:tcPr/>
+          <w:p>
+            <w:pPr>
+              <w:pStyle w:val="Compact"/>
             </w:pPr>
             <w:r>
               <w:t xml:space="preserve">항공우주 자재</w:t>
@@ -3951,6 +4137,7 @@
         </w:tc>
         <w:tc>
           <w:tcPr>
+            <w:tcW w:w="6650" w:type="dxa"/>
             <w:tcMar>
               <w:top w:w="60" w:type="dxa"/>
               <w:left w:w="120" w:type="dxa"/>
@@ -4024,7 +4211,7 @@
         </w:trPr>
         <w:tc>
           <w:tcPr>
-            <w:tcW w:w="2460" w:type="dxa"/>
+            <w:tcW w:w="2021" w:type="dxa"/>
             <w:tcMar>
               <w:top w:w="60" w:type="dxa"/>
               <w:left w:w="120" w:type="dxa"/>
@@ -4045,7 +4232,7 @@
         </w:tc>
         <w:tc>
           <w:tcPr>
-            <w:tcW w:w="6328" w:type="dxa"/>
+            <w:tcW w:w="6767" w:type="dxa"/>
             <w:tcMar>
               <w:top w:w="60" w:type="dxa"/>
               <w:left w:w="120" w:type="dxa"/>
@@ -4067,9 +4254,7 @@
       </w:tr>
       <w:tr>
         <w:tc>
-          <w:tcPr>
-            <w:tcW w:w="2460" w:type="dxa"/>
-          </w:tcPr>
+          <w:tcPr/>
           <w:p>
             <w:pPr>
               <w:pStyle w:val="Compact"/>
@@ -4081,7 +4266,7 @@
         </w:tc>
         <w:tc>
           <w:tcPr>
-            <w:tcW w:w="6328" w:type="dxa"/>
+            <w:tcW w:w="6767" w:type="dxa"/>
             <w:tcMar>
               <w:top w:w="60" w:type="dxa"/>
               <w:left w:w="120" w:type="dxa"/>
@@ -4114,6 +4299,7 @@
         </w:tc>
         <w:tc>
           <w:tcPr>
+            <w:tcW w:w="6767" w:type="dxa"/>
             <w:tcMar>
               <w:top w:w="60" w:type="dxa"/>
               <w:left w:w="120" w:type="dxa"/>
@@ -4145,9 +4331,7 @@
           </w:p>
         </w:tc>
         <w:tc>
-          <w:tcPr>
-            <w:tcW w:w="6328" w:type="dxa"/>
-          </w:tcPr>
+          <w:tcPr/>
           <w:p>
             <w:pPr>
               <w:pStyle w:val="Compact"/>
@@ -4160,19 +4344,10 @@
       </w:tr>
       <w:tr>
         <w:tc>
-          <w:tcPr>
-            <w:tcW w:w="2460" w:type="dxa"/>
-            <w:tcMar>
-              <w:top w:w="60" w:type="dxa"/>
-              <w:left w:w="120" w:type="dxa"/>
-              <w:bottom w:w="60" w:type="dxa"/>
-              <w:right w:w="120" w:type="dxa"/>
-            </w:tcMar>
-          </w:tcPr>
-          <w:p>
-            <w:pPr>
-              <w:pStyle w:val="Compact"/>
-              <w:wordWrap w:val="1"/>
+          <w:tcPr/>
+          <w:p>
+            <w:pPr>
+              <w:pStyle w:val="Compact"/>
             </w:pPr>
             <w:r>
               <w:t xml:space="preserve">규격/공차</w:t>
@@ -4180,10 +4355,19 @@
           </w:p>
         </w:tc>
         <w:tc>
-          <w:tcPr/>
-          <w:p>
-            <w:pPr>
-              <w:pStyle w:val="Compact"/>
+          <w:tcPr>
+            <w:tcW w:w="6767" w:type="dxa"/>
+            <w:tcMar>
+              <w:top w:w="60" w:type="dxa"/>
+              <w:left w:w="120" w:type="dxa"/>
+              <w:bottom w:w="60" w:type="dxa"/>
+              <w:right w:w="120" w:type="dxa"/>
+            </w:tcMar>
+          </w:tcPr>
+          <w:p>
+            <w:pPr>
+              <w:pStyle w:val="Compact"/>
+              <w:wordWrap w:val="1"/>
             </w:pPr>
             <w:r>
               <w:t xml:space="preserve">도면/사양서에 따른 합부 기준</w:t>
@@ -4241,18 +4425,10 @@
       </w:tr>
       <w:tr>
         <w:tc>
-          <w:tcPr>
-            <w:tcMar>
-              <w:top w:w="60" w:type="dxa"/>
-              <w:left w:w="120" w:type="dxa"/>
-              <w:bottom w:w="60" w:type="dxa"/>
-              <w:right w:w="120" w:type="dxa"/>
-            </w:tcMar>
-          </w:tcPr>
-          <w:p>
-            <w:pPr>
-              <w:pStyle w:val="Compact"/>
-              <w:wordWrap w:val="1"/>
+          <w:tcPr/>
+          <w:p>
+            <w:pPr>
+              <w:pStyle w:val="Compact"/>
             </w:pPr>
             <w:r>
               <w:t xml:space="preserve">반응 계획</w:t>
@@ -4260,18 +4436,10 @@
           </w:p>
         </w:tc>
         <w:tc>
-          <w:tcPr>
-            <w:tcMar>
-              <w:top w:w="60" w:type="dxa"/>
-              <w:left w:w="120" w:type="dxa"/>
-              <w:bottom w:w="60" w:type="dxa"/>
-              <w:right w:w="120" w:type="dxa"/>
-            </w:tcMar>
-          </w:tcPr>
-          <w:p>
-            <w:pPr>
-              <w:pStyle w:val="Compact"/>
-              <w:wordWrap w:val="1"/>
+          <w:tcPr/>
+          <w:p>
+            <w:pPr>
+              <w:pStyle w:val="Compact"/>
             </w:pPr>
             <w:r>
               <w:t xml:space="preserve">이상 발생 시 대응 절차 (정지, 격리, 보고 등)</w:t>
@@ -4420,10 +4588,18 @@
       </w:tr>
       <w:tr>
         <w:tc>
-          <w:tcPr/>
-          <w:p>
-            <w:pPr>
-              <w:pStyle w:val="Compact"/>
+          <w:tcPr>
+            <w:tcMar>
+              <w:top w:w="60" w:type="dxa"/>
+              <w:left w:w="120" w:type="dxa"/>
+              <w:bottom w:w="60" w:type="dxa"/>
+              <w:right w:w="120" w:type="dxa"/>
+            </w:tcMar>
+          </w:tcPr>
+          <w:p>
+            <w:pPr>
+              <w:pStyle w:val="Compact"/>
+              <w:wordWrap w:val="1"/>
             </w:pPr>
             <w:r>
               <w:t xml:space="preserve">양산 준비 (Pre-launch)</w:t>
@@ -4431,10 +4607,18 @@
           </w:p>
         </w:tc>
         <w:tc>
-          <w:tcPr/>
-          <w:p>
-            <w:pPr>
-              <w:pStyle w:val="Compact"/>
+          <w:tcPr>
+            <w:tcMar>
+              <w:top w:w="60" w:type="dxa"/>
+              <w:left w:w="120" w:type="dxa"/>
+              <w:bottom w:w="60" w:type="dxa"/>
+              <w:right w:w="120" w:type="dxa"/>
+            </w:tcMar>
+          </w:tcPr>
+          <w:p>
+            <w:pPr>
+              <w:pStyle w:val="Compact"/>
+              <w:wordWrap w:val="1"/>
             </w:pPr>
             <w:r>
               <w:t xml:space="preserve">FAI/양산 승인 전</w:t>
@@ -4485,10 +4669,18 @@
           </w:p>
         </w:tc>
         <w:tc>
-          <w:tcPr/>
-          <w:p>
-            <w:pPr>
-              <w:pStyle w:val="Compact"/>
+          <w:tcPr>
+            <w:tcMar>
+              <w:top w:w="60" w:type="dxa"/>
+              <w:left w:w="120" w:type="dxa"/>
+              <w:bottom w:w="60" w:type="dxa"/>
+              <w:right w:w="120" w:type="dxa"/>
+            </w:tcMar>
+          </w:tcPr>
+          <w:p>
+            <w:pPr>
+              <w:pStyle w:val="Compact"/>
+              <w:wordWrap w:val="1"/>
             </w:pPr>
             <w:r>
               <w:t xml:space="preserve">정상 관리 빈도, SPC 적용</w:t>
@@ -5210,7 +5402,7 @@
         </w:trPr>
         <w:tc>
           <w:tcPr>
-            <w:tcW w:w="2460" w:type="dxa"/>
+            <w:tcW w:w="2281" w:type="dxa"/>
             <w:tcMar>
               <w:top w:w="60" w:type="dxa"/>
               <w:left w:w="120" w:type="dxa"/>
@@ -5231,7 +5423,7 @@
         </w:tc>
         <w:tc>
           <w:tcPr>
-            <w:tcW w:w="6328" w:type="dxa"/>
+            <w:tcW w:w="6507" w:type="dxa"/>
             <w:tcMar>
               <w:top w:w="60" w:type="dxa"/>
               <w:left w:w="120" w:type="dxa"/>
@@ -5253,9 +5445,7 @@
       </w:tr>
       <w:tr>
         <w:tc>
-          <w:tcPr>
-            <w:tcW w:w="2460" w:type="dxa"/>
-          </w:tcPr>
+          <w:tcPr/>
           <w:p>
             <w:pPr>
               <w:pStyle w:val="Compact"/>
@@ -5267,7 +5457,7 @@
         </w:tc>
         <w:tc>
           <w:tcPr>
-            <w:tcW w:w="6328" w:type="dxa"/>
+            <w:tcW w:w="6507" w:type="dxa"/>
             <w:tcMar>
               <w:top w:w="60" w:type="dxa"/>
               <w:left w:w="120" w:type="dxa"/>
@@ -5300,6 +5490,7 @@
         </w:tc>
         <w:tc>
           <w:tcPr>
+            <w:tcW w:w="6507" w:type="dxa"/>
             <w:tcMar>
               <w:top w:w="60" w:type="dxa"/>
               <w:left w:w="120" w:type="dxa"/>
@@ -5331,9 +5522,7 @@
           </w:p>
         </w:tc>
         <w:tc>
-          <w:tcPr>
-            <w:tcW w:w="6328" w:type="dxa"/>
-          </w:tcPr>
+          <w:tcPr/>
           <w:p>
             <w:pPr>
               <w:pStyle w:val="Compact"/>
@@ -5346,19 +5535,10 @@
       </w:tr>
       <w:tr>
         <w:tc>
-          <w:tcPr>
-            <w:tcW w:w="2460" w:type="dxa"/>
-            <w:tcMar>
-              <w:top w:w="60" w:type="dxa"/>
-              <w:left w:w="120" w:type="dxa"/>
-              <w:bottom w:w="60" w:type="dxa"/>
-              <w:right w:w="120" w:type="dxa"/>
-            </w:tcMar>
-          </w:tcPr>
-          <w:p>
-            <w:pPr>
-              <w:pStyle w:val="Compact"/>
-              <w:wordWrap w:val="1"/>
+          <w:tcPr/>
+          <w:p>
+            <w:pPr>
+              <w:pStyle w:val="Compact"/>
             </w:pPr>
             <w:r>
               <w:t xml:space="preserve">납기</w:t>
@@ -5366,10 +5546,19 @@
           </w:p>
         </w:tc>
         <w:tc>
-          <w:tcPr/>
-          <w:p>
-            <w:pPr>
-              <w:pStyle w:val="Compact"/>
+          <w:tcPr>
+            <w:tcW w:w="6507" w:type="dxa"/>
+            <w:tcMar>
+              <w:top w:w="60" w:type="dxa"/>
+              <w:left w:w="120" w:type="dxa"/>
+              <w:bottom w:w="60" w:type="dxa"/>
+              <w:right w:w="120" w:type="dxa"/>
+            </w:tcMar>
+          </w:tcPr>
+          <w:p>
+            <w:pPr>
+              <w:pStyle w:val="Compact"/>
+              <w:wordWrap w:val="1"/>
             </w:pPr>
             <w:r>
               <w:t xml:space="preserve">고객 요구 납기, 사내 목표 납기</w:t>
@@ -5451,18 +5640,10 @@
       </w:tr>
       <w:tr>
         <w:tc>
-          <w:tcPr>
-            <w:tcMar>
-              <w:top w:w="60" w:type="dxa"/>
-              <w:left w:w="120" w:type="dxa"/>
-              <w:bottom w:w="60" w:type="dxa"/>
-              <w:right w:w="120" w:type="dxa"/>
-            </w:tcMar>
-          </w:tcPr>
-          <w:p>
-            <w:pPr>
-              <w:pStyle w:val="Compact"/>
-              <w:wordWrap w:val="1"/>
+          <w:tcPr/>
+          <w:p>
+            <w:pPr>
+              <w:pStyle w:val="Compact"/>
             </w:pPr>
             <w:r>
               <w:t xml:space="preserve">특기 사항</w:t>
@@ -5470,18 +5651,10 @@
           </w:p>
         </w:tc>
         <w:tc>
-          <w:tcPr>
-            <w:tcMar>
-              <w:top w:w="60" w:type="dxa"/>
-              <w:left w:w="120" w:type="dxa"/>
-              <w:bottom w:w="60" w:type="dxa"/>
-              <w:right w:w="120" w:type="dxa"/>
-            </w:tcMar>
-          </w:tcPr>
-          <w:p>
-            <w:pPr>
-              <w:pStyle w:val="Compact"/>
-              <w:wordWrap w:val="1"/>
+          <w:tcPr/>
+          <w:p>
+            <w:pPr>
+              <w:pStyle w:val="Compact"/>
             </w:pPr>
             <w:r>
               <w:t xml:space="preserve">고객 특별 요구, 관리 강화 항목, 안전 핵심 특성 표기</w:t>
@@ -6080,7 +6253,7 @@
         </w:trPr>
         <w:tc>
           <w:tcPr>
-            <w:tcW w:w="2460" w:type="dxa"/>
+            <w:tcW w:w="2138" w:type="dxa"/>
             <w:tcMar>
               <w:top w:w="60" w:type="dxa"/>
               <w:left w:w="120" w:type="dxa"/>
@@ -6101,7 +6274,7 @@
         </w:tc>
         <w:tc>
           <w:tcPr>
-            <w:tcW w:w="6328" w:type="dxa"/>
+            <w:tcW w:w="6650" w:type="dxa"/>
             <w:tcMar>
               <w:top w:w="60" w:type="dxa"/>
               <w:left w:w="120" w:type="dxa"/>
@@ -6123,9 +6296,7 @@
       </w:tr>
       <w:tr>
         <w:tc>
-          <w:tcPr>
-            <w:tcW w:w="2460" w:type="dxa"/>
-          </w:tcPr>
+          <w:tcPr/>
           <w:p>
             <w:pPr>
               <w:pStyle w:val="Compact"/>
@@ -6137,7 +6308,7 @@
         </w:tc>
         <w:tc>
           <w:tcPr>
-            <w:tcW w:w="6328" w:type="dxa"/>
+            <w:tcW w:w="6650" w:type="dxa"/>
             <w:tcMar>
               <w:top w:w="60" w:type="dxa"/>
               <w:left w:w="120" w:type="dxa"/>
@@ -6170,6 +6341,7 @@
         </w:tc>
         <w:tc>
           <w:tcPr>
+            <w:tcW w:w="6650" w:type="dxa"/>
             <w:tcMar>
               <w:top w:w="60" w:type="dxa"/>
               <w:left w:w="120" w:type="dxa"/>
@@ -6201,9 +6373,7 @@
           </w:p>
         </w:tc>
         <w:tc>
-          <w:tcPr>
-            <w:tcW w:w="6328" w:type="dxa"/>
-          </w:tcPr>
+          <w:tcPr/>
           <w:p>
             <w:pPr>
               <w:pStyle w:val="Compact"/>
@@ -6216,19 +6386,10 @@
       </w:tr>
       <w:tr>
         <w:tc>
-          <w:tcPr>
-            <w:tcW w:w="2460" w:type="dxa"/>
-            <w:tcMar>
-              <w:top w:w="60" w:type="dxa"/>
-              <w:left w:w="120" w:type="dxa"/>
-              <w:bottom w:w="60" w:type="dxa"/>
-              <w:right w:w="120" w:type="dxa"/>
-            </w:tcMar>
-          </w:tcPr>
-          <w:p>
-            <w:pPr>
-              <w:pStyle w:val="Compact"/>
-              <w:wordWrap w:val="1"/>
+          <w:tcPr/>
+          <w:p>
+            <w:pPr>
+              <w:pStyle w:val="Compact"/>
             </w:pPr>
             <w:r>
               <w:t xml:space="preserve">납기 관리</w:t>
@@ -6236,10 +6397,19 @@
           </w:p>
         </w:tc>
         <w:tc>
-          <w:tcPr/>
-          <w:p>
-            <w:pPr>
-              <w:pStyle w:val="Compact"/>
+          <w:tcPr>
+            <w:tcW w:w="6650" w:type="dxa"/>
+            <w:tcMar>
+              <w:top w:w="60" w:type="dxa"/>
+              <w:left w:w="120" w:type="dxa"/>
+              <w:bottom w:w="60" w:type="dxa"/>
+              <w:right w:w="120" w:type="dxa"/>
+            </w:tcMar>
+          </w:tcPr>
+          <w:p>
+            <w:pPr>
+              <w:pStyle w:val="Compact"/>
+              <w:wordWrap w:val="1"/>
             </w:pPr>
             <w:r>
               <w:t xml:space="preserve">외주 리드타임을 반영한 생산 일정 수립 (ERP 연동)</w:t>
@@ -6249,18 +6419,10 @@
       </w:tr>
       <w:tr>
         <w:tc>
-          <w:tcPr>
-            <w:tcMar>
-              <w:top w:w="60" w:type="dxa"/>
-              <w:left w:w="120" w:type="dxa"/>
-              <w:bottom w:w="60" w:type="dxa"/>
-              <w:right w:w="120" w:type="dxa"/>
-            </w:tcMar>
-          </w:tcPr>
-          <w:p>
-            <w:pPr>
-              <w:pStyle w:val="Compact"/>
-              <w:wordWrap w:val="1"/>
+          <w:tcPr/>
+          <w:p>
+            <w:pPr>
+              <w:pStyle w:val="Compact"/>
             </w:pPr>
             <w:r>
               <w:t xml:space="preserve">승인 공급업체</w:t>
@@ -6268,18 +6430,10 @@
           </w:p>
         </w:tc>
         <w:tc>
-          <w:tcPr>
-            <w:tcMar>
-              <w:top w:w="60" w:type="dxa"/>
-              <w:left w:w="120" w:type="dxa"/>
-              <w:bottom w:w="60" w:type="dxa"/>
-              <w:right w:w="120" w:type="dxa"/>
-            </w:tcMar>
-          </w:tcPr>
-          <w:p>
-            <w:pPr>
-              <w:pStyle w:val="Compact"/>
-              <w:wordWrap w:val="1"/>
+          <w:tcPr/>
+          <w:p>
+            <w:pPr>
+              <w:pStyle w:val="Compact"/>
             </w:pPr>
             <w:r>
               <w:t xml:space="preserve">ASL(Approved Supplier List) 등재 업체에만 발주 (QP-808 연계)</w:t>
@@ -6322,7 +6476,7 @@
         </w:trPr>
         <w:tc>
           <w:tcPr>
-            <w:tcW w:w="2460" w:type="dxa"/>
+            <w:tcW w:w="1618" w:type="dxa"/>
             <w:tcMar>
               <w:top w:w="60" w:type="dxa"/>
               <w:left w:w="120" w:type="dxa"/>
@@ -6343,7 +6497,7 @@
         </w:tc>
         <w:tc>
           <w:tcPr>
-            <w:tcW w:w="6328" w:type="dxa"/>
+            <w:tcW w:w="7170" w:type="dxa"/>
             <w:tcMar>
               <w:top w:w="60" w:type="dxa"/>
               <w:left w:w="120" w:type="dxa"/>
@@ -6365,9 +6519,7 @@
       </w:tr>
       <w:tr>
         <w:tc>
-          <w:tcPr>
-            <w:tcW w:w="2460" w:type="dxa"/>
-          </w:tcPr>
+          <w:tcPr/>
           <w:p>
             <w:pPr>
               <w:pStyle w:val="Compact"/>
@@ -6379,7 +6531,7 @@
         </w:tc>
         <w:tc>
           <w:tcPr>
-            <w:tcW w:w="6328" w:type="dxa"/>
+            <w:tcW w:w="7170" w:type="dxa"/>
             <w:tcMar>
               <w:top w:w="60" w:type="dxa"/>
               <w:left w:w="120" w:type="dxa"/>
@@ -6400,10 +6552,18 @@
       </w:tr>
       <w:tr>
         <w:tc>
-          <w:tcPr/>
-          <w:p>
-            <w:pPr>
-              <w:pStyle w:val="Compact"/>
+          <w:tcPr>
+            <w:tcMar>
+              <w:top w:w="60" w:type="dxa"/>
+              <w:left w:w="120" w:type="dxa"/>
+              <w:bottom w:w="60" w:type="dxa"/>
+              <w:right w:w="120" w:type="dxa"/>
+            </w:tcMar>
+          </w:tcPr>
+          <w:p>
+            <w:pPr>
+              <w:pStyle w:val="Compact"/>
+              <w:wordWrap w:val="1"/>
             </w:pPr>
             <w:r>
               <w:t xml:space="preserve">공정 감사</w:t>
@@ -6412,17 +6572,11 @@
         </w:tc>
         <w:tc>
           <w:tcPr>
-            <w:tcMar>
-              <w:top w:w="60" w:type="dxa"/>
-              <w:left w:w="120" w:type="dxa"/>
-              <w:bottom w:w="60" w:type="dxa"/>
-              <w:right w:w="120" w:type="dxa"/>
-            </w:tcMar>
-          </w:tcPr>
-          <w:p>
-            <w:pPr>
-              <w:pStyle w:val="Compact"/>
-              <w:wordWrap w:val="1"/>
+            <w:tcW w:w="7170" w:type="dxa"/>
+          </w:tcPr>
+          <w:p>
+            <w:pPr>
+              <w:pStyle w:val="Compact"/>
             </w:pPr>
             <w:r>
               <w:t xml:space="preserve">핵심 외주 업체에 대한 정기/수시 공정 감사</w:t>
@@ -6443,9 +6597,7 @@
           </w:p>
         </w:tc>
         <w:tc>
-          <w:tcPr>
-            <w:tcW w:w="6328" w:type="dxa"/>
-          </w:tcPr>
+          <w:tcPr/>
           <w:p>
             <w:pPr>
               <w:pStyle w:val="Compact"/>
@@ -6458,19 +6610,10 @@
       </w:tr>
       <w:tr>
         <w:tc>
-          <w:tcPr>
-            <w:tcW w:w="2460" w:type="dxa"/>
-            <w:tcMar>
-              <w:top w:w="60" w:type="dxa"/>
-              <w:left w:w="120" w:type="dxa"/>
-              <w:bottom w:w="60" w:type="dxa"/>
-              <w:right w:w="120" w:type="dxa"/>
-            </w:tcMar>
-          </w:tcPr>
-          <w:p>
-            <w:pPr>
-              <w:pStyle w:val="Compact"/>
-              <w:wordWrap w:val="1"/>
+          <w:tcPr/>
+          <w:p>
+            <w:pPr>
+              <w:pStyle w:val="Compact"/>
             </w:pPr>
             <w:r>
               <w:t xml:space="preserve">기록 수집</w:t>
@@ -6479,6 +6622,7 @@
         </w:tc>
         <w:tc>
           <w:tcPr>
+            <w:tcW w:w="7170" w:type="dxa"/>
             <w:tcMar>
               <w:top w:w="60" w:type="dxa"/>
               <w:left w:w="120" w:type="dxa"/>
@@ -6825,7 +6969,7 @@
         </w:trPr>
         <w:tc>
           <w:tcPr>
-            <w:tcW w:w="2460" w:type="dxa"/>
+            <w:tcW w:w="2216" w:type="dxa"/>
             <w:tcMar>
               <w:top w:w="60" w:type="dxa"/>
               <w:left w:w="120" w:type="dxa"/>
@@ -6846,7 +6990,7 @@
         </w:tc>
         <w:tc>
           <w:tcPr>
-            <w:tcW w:w="6328" w:type="dxa"/>
+            <w:tcW w:w="6572" w:type="dxa"/>
             <w:tcMar>
               <w:top w:w="60" w:type="dxa"/>
               <w:left w:w="120" w:type="dxa"/>
@@ -6868,9 +7012,7 @@
       </w:tr>
       <w:tr>
         <w:tc>
-          <w:tcPr>
-            <w:tcW w:w="2460" w:type="dxa"/>
-          </w:tcPr>
+          <w:tcPr/>
           <w:p>
             <w:pPr>
               <w:pStyle w:val="Compact"/>
@@ -6882,7 +7024,7 @@
         </w:tc>
         <w:tc>
           <w:tcPr>
-            <w:tcW w:w="6328" w:type="dxa"/>
+            <w:tcW w:w="6572" w:type="dxa"/>
             <w:tcMar>
               <w:top w:w="60" w:type="dxa"/>
               <w:left w:w="120" w:type="dxa"/>
@@ -6915,6 +7057,7 @@
         </w:tc>
         <w:tc>
           <w:tcPr>
+            <w:tcW w:w="6572" w:type="dxa"/>
             <w:tcMar>
               <w:top w:w="60" w:type="dxa"/>
               <w:left w:w="120" w:type="dxa"/>
@@ -6935,18 +7078,10 @@
       </w:tr>
       <w:tr>
         <w:tc>
-          <w:tcPr>
-            <w:tcMar>
-              <w:top w:w="60" w:type="dxa"/>
-              <w:left w:w="120" w:type="dxa"/>
-              <w:bottom w:w="60" w:type="dxa"/>
-              <w:right w:w="120" w:type="dxa"/>
-            </w:tcMar>
-          </w:tcPr>
-          <w:p>
-            <w:pPr>
-              <w:pStyle w:val="Compact"/>
-              <w:wordWrap w:val="1"/>
+          <w:tcPr/>
+          <w:p>
+            <w:pPr>
+              <w:pStyle w:val="Compact"/>
             </w:pPr>
             <w:r>
               <w:t xml:space="preserve">생산 기획 반영</w:t>
@@ -6955,7 +7090,6 @@
         </w:tc>
         <w:tc>
           <w:tcPr>
-            <w:tcW w:w="6328" w:type="dxa"/>
             <w:tcMar>
               <w:top w:w="60" w:type="dxa"/>
               <w:left w:w="120" w:type="dxa"/>
@@ -7010,7 +7144,7 @@
         </w:trPr>
         <w:tc>
           <w:tcPr>
-            <w:tcW w:w="2460" w:type="dxa"/>
+            <w:tcW w:w="2476" w:type="dxa"/>
             <w:tcMar>
               <w:top w:w="60" w:type="dxa"/>
               <w:left w:w="120" w:type="dxa"/>
@@ -7031,7 +7165,7 @@
         </w:tc>
         <w:tc>
           <w:tcPr>
-            <w:tcW w:w="6328" w:type="dxa"/>
+            <w:tcW w:w="6312" w:type="dxa"/>
             <w:tcMar>
               <w:top w:w="60" w:type="dxa"/>
               <w:left w:w="120" w:type="dxa"/>
@@ -7053,9 +7187,7 @@
       </w:tr>
       <w:tr>
         <w:tc>
-          <w:tcPr>
-            <w:tcW w:w="2460" w:type="dxa"/>
-          </w:tcPr>
+          <w:tcPr/>
           <w:p>
             <w:pPr>
               <w:pStyle w:val="Compact"/>
@@ -7067,7 +7199,7 @@
         </w:tc>
         <w:tc>
           <w:tcPr>
-            <w:tcW w:w="6328" w:type="dxa"/>
+            <w:tcW w:w="6312" w:type="dxa"/>
             <w:tcMar>
               <w:top w:w="60" w:type="dxa"/>
               <w:left w:w="120" w:type="dxa"/>
@@ -7100,6 +7232,7 @@
         </w:tc>
         <w:tc>
           <w:tcPr>
+            <w:tcW w:w="6312" w:type="dxa"/>
             <w:tcMar>
               <w:top w:w="60" w:type="dxa"/>
               <w:left w:w="120" w:type="dxa"/>
@@ -7120,18 +7253,10 @@
       </w:tr>
       <w:tr>
         <w:tc>
-          <w:tcPr>
-            <w:tcMar>
-              <w:top w:w="60" w:type="dxa"/>
-              <w:left w:w="120" w:type="dxa"/>
-              <w:bottom w:w="60" w:type="dxa"/>
-              <w:right w:w="120" w:type="dxa"/>
-            </w:tcMar>
-          </w:tcPr>
-          <w:p>
-            <w:pPr>
-              <w:pStyle w:val="Compact"/>
-              <w:wordWrap w:val="1"/>
+          <w:tcPr/>
+          <w:p>
+            <w:pPr>
+              <w:pStyle w:val="Compact"/>
             </w:pPr>
             <w:r>
               <w:t xml:space="preserve">추적성</w:t>
@@ -7140,7 +7265,6 @@
         </w:tc>
         <w:tc>
           <w:tcPr>
-            <w:tcW w:w="6328" w:type="dxa"/>
             <w:tcMar>
               <w:top w:w="60" w:type="dxa"/>
               <w:left w:w="120" w:type="dxa"/>
@@ -7203,7 +7327,7 @@
         </w:trPr>
         <w:tc>
           <w:tcPr>
-            <w:tcW w:w="2460" w:type="dxa"/>
+            <w:tcW w:w="1618" w:type="dxa"/>
             <w:tcMar>
               <w:top w:w="60" w:type="dxa"/>
               <w:left w:w="120" w:type="dxa"/>
@@ -7224,7 +7348,7 @@
         </w:tc>
         <w:tc>
           <w:tcPr>
-            <w:tcW w:w="6328" w:type="dxa"/>
+            <w:tcW w:w="7170" w:type="dxa"/>
             <w:tcMar>
               <w:top w:w="60" w:type="dxa"/>
               <w:left w:w="120" w:type="dxa"/>
@@ -7246,9 +7370,7 @@
       </w:tr>
       <w:tr>
         <w:tc>
-          <w:tcPr>
-            <w:tcW w:w="2460" w:type="dxa"/>
-          </w:tcPr>
+          <w:tcPr/>
           <w:p>
             <w:pPr>
               <w:pStyle w:val="Compact"/>
@@ -7260,7 +7382,7 @@
         </w:tc>
         <w:tc>
           <w:tcPr>
-            <w:tcW w:w="6328" w:type="dxa"/>
+            <w:tcW w:w="7170" w:type="dxa"/>
             <w:tcMar>
               <w:top w:w="60" w:type="dxa"/>
               <w:left w:w="120" w:type="dxa"/>
@@ -7293,6 +7415,7 @@
         </w:tc>
         <w:tc>
           <w:tcPr>
+            <w:tcW w:w="7170" w:type="dxa"/>
             <w:tcMar>
               <w:top w:w="60" w:type="dxa"/>
               <w:left w:w="120" w:type="dxa"/>
@@ -7324,9 +7447,7 @@
           </w:p>
         </w:tc>
         <w:tc>
-          <w:tcPr>
-            <w:tcW w:w="6328" w:type="dxa"/>
-          </w:tcPr>
+          <w:tcPr/>
           <w:p>
             <w:pPr>
               <w:pStyle w:val="Compact"/>
@@ -7339,19 +7460,10 @@
       </w:tr>
       <w:tr>
         <w:tc>
-          <w:tcPr>
-            <w:tcW w:w="2460" w:type="dxa"/>
-            <w:tcMar>
-              <w:top w:w="60" w:type="dxa"/>
-              <w:left w:w="120" w:type="dxa"/>
-              <w:bottom w:w="60" w:type="dxa"/>
-              <w:right w:w="120" w:type="dxa"/>
-            </w:tcMar>
-          </w:tcPr>
-          <w:p>
-            <w:pPr>
-              <w:pStyle w:val="Compact"/>
-              <w:wordWrap w:val="1"/>
+          <w:tcPr/>
+          <w:p>
+            <w:pPr>
+              <w:pStyle w:val="Compact"/>
             </w:pPr>
             <w:r>
               <w:t xml:space="preserve">작업 지시</w:t>
@@ -7360,6 +7472,7 @@
         </w:tc>
         <w:tc>
           <w:tcPr>
+            <w:tcW w:w="7170" w:type="dxa"/>
             <w:tcMar>
               <w:top w:w="60" w:type="dxa"/>
               <w:left w:w="120" w:type="dxa"/>
@@ -7836,7 +7949,6 @@
               <w:bottom w:w="60" w:type="dxa"/>
               <w:right w:w="120" w:type="dxa"/>
             </w:tcMar>
-            <w:shd w:val="clear" w:color="auto" w:fill="DEEAF1"/>
           </w:tcPr>
           <w:p>
             <w:pPr>
@@ -7856,7 +7968,6 @@
               <w:bottom w:w="60" w:type="dxa"/>
               <w:right w:w="120" w:type="dxa"/>
             </w:tcMar>
-            <w:shd w:val="clear" w:color="auto" w:fill="DEEAF1"/>
           </w:tcPr>
           <w:p>
             <w:pPr>
@@ -7876,7 +7987,6 @@
               <w:bottom w:w="60" w:type="dxa"/>
               <w:right w:w="120" w:type="dxa"/>
             </w:tcMar>
-            <w:shd w:val="clear" w:color="auto" w:fill="DEEAF1"/>
           </w:tcPr>
           <w:p>
             <w:pPr>
@@ -7956,18 +8066,10 @@
           </w:p>
         </w:tc>
         <w:tc>
-          <w:tcPr>
-            <w:tcMar>
-              <w:top w:w="60" w:type="dxa"/>
-              <w:left w:w="120" w:type="dxa"/>
-              <w:bottom w:w="60" w:type="dxa"/>
-              <w:right w:w="120" w:type="dxa"/>
-            </w:tcMar>
-          </w:tcPr>
-          <w:p>
-            <w:pPr>
-              <w:pStyle w:val="Compact"/>
-              <w:wordWrap w:val="1"/>
+          <w:tcPr/>
+          <w:p>
+            <w:pPr>
+              <w:pStyle w:val="Compact"/>
             </w:pPr>
             <w:r>
               <w:t xml:space="preserve">운영 리스크 평가 연계 (8.1.1/8.1.2)</w:t>
@@ -8987,8 +9089,8 @@
     <w:rPrDefault>
       <w:rPr>
         <w:rFonts w:asciiTheme="minorHAnsi" w:cstheme="minorBidi" w:eastAsiaTheme="minorEastAsia" w:hAnsiTheme="minorHAnsi"/>
-        <w:sz w:val="24"/>
-        <w:szCs w:val="24"/>
+        <w:sz w:val="20"/>
+        <w:szCs w:val="20"/>
         <w:lang w:bidi="ar-SA" w:eastAsia="zh-CN" w:val="en-US"/>
       </w:rPr>
     </w:rPrDefault>
@@ -9056,8 +9158,8 @@
     </w:pPr>
     <w:rPr>
       <w:rFonts w:asciiTheme="majorHAnsi" w:cstheme="majorBidi" w:eastAsiaTheme="majorEastAsia" w:hAnsiTheme="majorHAnsi"/>
-      <w:sz w:val="56"/>
-      <w:szCs w:val="56"/>
+      <w:sz w:val="44"/>
+      <w:szCs w:val="44"/>
     </w:rPr>
   </w:style>
   <w:style w:customStyle="1" w:styleId="TitleChar" w:type="character">
@@ -9068,8 +9170,8 @@
     <w:rsid w:val="00A10FD9"/>
     <w:rPr>
       <w:rFonts w:asciiTheme="majorHAnsi" w:cstheme="majorBidi" w:eastAsiaTheme="majorEastAsia" w:hAnsiTheme="majorHAnsi"/>
-      <w:sz w:val="56"/>
-      <w:szCs w:val="56"/>
+      <w:sz w:val="44"/>
+      <w:szCs w:val="44"/>
     </w:rPr>
   </w:style>
   <w:style w:styleId="Subtitle" w:type="paragraph">
@@ -9191,8 +9293,8 @@
     <w:rPr>
       <w:rFonts w:asciiTheme="majorHAnsi" w:cstheme="majorBidi" w:eastAsiaTheme="majorEastAsia" w:hAnsiTheme="majorHAnsi"/>
       <w:color w:themeColor="accent1" w:themeShade="BF" w:val="0F4761"/>
-      <w:sz w:val="40"/>
-      <w:szCs w:val="40"/>
+      <w:sz w:val="32"/>
+      <w:szCs w:val="32"/>
     </w:rPr>
   </w:style>
   <w:style w:styleId="Heading2" w:type="paragraph">
@@ -9382,8 +9484,8 @@
     <w:rPr>
       <w:rFonts w:asciiTheme="majorHAnsi" w:cstheme="majorBidi" w:eastAsiaTheme="majorEastAsia" w:hAnsiTheme="majorHAnsi"/>
       <w:color w:themeColor="accent1" w:themeShade="BF" w:val="0F4761"/>
-      <w:sz w:val="40"/>
-      <w:szCs w:val="40"/>
+      <w:sz w:val="32"/>
+      <w:szCs w:val="32"/>
     </w:rPr>
   </w:style>
   <w:style w:customStyle="1" w:styleId="Heading2Char" w:type="character">
